--- a/docs/analisis/Componentes_Completos_Control_Trama.docx
+++ b/docs/analisis/Componentes_Completos_Control_Trama.docx
@@ -45,7 +45,7 @@
           <w:sz w:val="20"/>
           <w:szCs w:val="20"/>
         </w:rPr>
-        <w:t>Nivel 1 (ya en uso) + Nivel 2 (a implementar) · con espacio para links y precios</w:t>
+        <w:t xml:space="preserve">Nivel 1 (Bloques A y C) + Nivel 2 (Bloque D) · todo en un solo ESP32 · con espacio para links y precios</w:t>
       </w:r>
     </w:p>
     <w:p>
@@ -59,13 +59,7 @@
           <w:sz w:val="21"/>
           <w:szCs w:val="21"/>
         </w:rPr>
-        <w:t>Cómo usar este documento: las tablas listan cada componente con su función y cantidad. La última columna de cada tabla está en blanco para que completes el link de compra y el precio. El Nivel 1 es lo que ya está en uso (arranque, pausa y retroceso del telar). El Nivel 2 es lo que hay que sumar para que el sistema dicte la secuencia del dibujo moviendo los marcos.</w:t>
-      </w:r>
-      <w:r>
-        <w:rPr>
-          <w:sz w:val="21"/>
-          <w:szCs w:val="21"/>
-        </w:rPr>
+        <w:t xml:space="preserve">Cómo usar este documento: las tablas listan cada componente con su función y cantidad. La última columna de cada tabla está en blanco para que completes el link de compra y el precio. El Nivel 1 es el control de la botonera (arranque, pausa y retroceso) más el sensor de pasada. El Nivel 2 es lo que hay que sumar para que el sistema dicte la secuencia del dibujo a través de las bobinas de selección. Los dos niveles corren en el mismo ESP32. La lista vigente, con precios, es Lista_de_componentes_Control_Trama.xlsx.</w:t>
       </w:r>
     </w:p>
     <w:p>
@@ -81,7 +75,7 @@
           <w:sz w:val="30"/>
           <w:szCs w:val="30"/>
         </w:rPr>
-        <w:t>1. Nivel 1 — Control de Marcha / Pausa / Retroceder (ya en uso)</w:t>
+        <w:t xml:space="preserve">1. Nivel 1 — Control de Marcha / Pausa / Retroceder (Bloque A)</w:t>
       </w:r>
     </w:p>
     <w:p>
@@ -93,7 +87,7 @@
           <w:sz w:val="21"/>
           <w:szCs w:val="21"/>
         </w:rPr>
-        <w:t>Esta etapa ya está diseñada y documentada. El ESP32 acciona los botones de Marcha, Pausa y Retroceder del telar mediante relés en paralelo con la botonera, y además sensa (sin accionar) los botones manuales de Avanzar e Impulso.</w:t>
+        <w:t xml:space="preserve">El ESP32 acciona los botones de Marcha, Pausa y Retroceder del telar mediante relés en paralelo con la botonera, y además sensa (sin accionar) esos mismos tres botones para detectar cuándo alguien los usa a mano.</w:t>
       </w:r>
     </w:p>
     <w:p>
@@ -361,7 +355,7 @@
                 <w:sz w:val="20"/>
                 <w:szCs w:val="20"/>
               </w:rPr>
-              <w:t>Módulo Relé 3 canales (5V, optoacoplado)</w:t>
+              <w:t xml:space="preserve">Módulo relé 2 canales (5V, activo-bajo) + módulo relé individual (5V, activo-alto)</w:t>
             </w:r>
           </w:p>
         </w:tc>
@@ -387,7 +381,7 @@
                 <w:sz w:val="20"/>
                 <w:szCs w:val="20"/>
               </w:rPr>
-              <w:t>Simula los pulsadores físicos. Se conecta en paralelo a Marcha, Pausa y Retroceder.</w:t>
+              <w:t xml:space="preserve">Simulan los pulsadores físicos: el de 2 canales para Marcha y Pausa, el individual para Retroceder. Van en paralelo a cada botón.</w:t>
             </w:r>
           </w:p>
         </w:tc>
@@ -413,7 +407,7 @@
                 <w:sz w:val="20"/>
                 <w:szCs w:val="20"/>
               </w:rPr>
-              <w:t xml:space="preserve">1</w:t>
+              <w:t xml:space="preserve">1 + 1</w:t>
             </w:r>
           </w:p>
         </w:tc>
@@ -705,7 +699,7 @@
                 <w:sz w:val="20"/>
                 <w:szCs w:val="20"/>
               </w:rPr>
-              <w:t>Sensa (solo lectura) los botones Avanzar e Impulso, aislando sus 24V AC del ESP32.</w:t>
+              <w:t xml:space="preserve">Sensa (solo lectura) los botones Marcha, Pausa y Retroceder, aislando sus 24V AC del ESP32. Uno por botón.</w:t>
             </w:r>
           </w:p>
         </w:tc>
@@ -731,7 +725,7 @@
                 <w:sz w:val="20"/>
                 <w:szCs w:val="20"/>
               </w:rPr>
-              <w:t>2</w:t>
+              <w:t xml:space="preserve">3</w:t>
             </w:r>
           </w:p>
         </w:tc>
@@ -785,7 +779,7 @@
                 <w:sz w:val="20"/>
                 <w:szCs w:val="20"/>
               </w:rPr>
-              <w:t>Puente rectificador DB107 (1A)</w:t>
+              <w:t xml:space="preserve">Puente rectificador DB157 (1A) + capacitor electrolítico 22–47 µF 50 V</w:t>
             </w:r>
           </w:p>
         </w:tc>
@@ -811,7 +805,7 @@
                 <w:sz w:val="20"/>
                 <w:szCs w:val="20"/>
               </w:rPr>
-              <w:t>Convierte el 24V AC de la botonera en pulsos de DC, antes del optoacoplador.</w:t>
+              <w:t xml:space="preserve">El puente convierte el 24V AC de la botonera en continua y el capacitor la aplana: sin él, una pulsación se lee como varias.</w:t>
             </w:r>
           </w:p>
         </w:tc>
@@ -837,7 +831,7 @@
                 <w:sz w:val="20"/>
                 <w:szCs w:val="20"/>
               </w:rPr>
-              <w:t>2</w:t>
+              <w:t xml:space="preserve">3 + 3</w:t>
             </w:r>
           </w:p>
         </w:tc>
@@ -917,7 +911,7 @@
                 <w:sz w:val="20"/>
                 <w:szCs w:val="20"/>
               </w:rPr>
-              <w:t>Limita la corriente hacia el LED del optoacoplador.</w:t>
+              <w:t xml:space="preserve">Limita la corriente hacia el LED del optoacoplador. Con una botonera de 12 a 18 V va de 1,2 kΩ.</w:t>
             </w:r>
           </w:p>
         </w:tc>
@@ -943,7 +937,7 @@
                 <w:sz w:val="20"/>
                 <w:szCs w:val="20"/>
               </w:rPr>
-              <w:t>2</w:t>
+              <w:t xml:space="preserve">3</w:t>
             </w:r>
           </w:p>
         </w:tc>
@@ -997,7 +991,7 @@
                 <w:sz w:val="20"/>
                 <w:szCs w:val="20"/>
               </w:rPr>
-              <w:t>Resistencias pull-up 10kΩ</w:t>
+              <w:t xml:space="preserve">Resistencias 10kΩ 1/4W</w:t>
             </w:r>
           </w:p>
         </w:tc>
@@ -1023,7 +1017,7 @@
                 <w:sz w:val="20"/>
                 <w:szCs w:val="20"/>
               </w:rPr>
-              <w:t>Evitan el pulso fantasma de los relés al arrancar: 3 para los relés + 2 para el sensado.</w:t>
+              <w:t xml:space="preserve">Arranque seguro y lectura del sensado: pull-up a 3,3 V en GPIO 25 y 26 y en los 3 de sensado; la de GPIO 27 va a GND porque su módulo es activo-alto.</w:t>
             </w:r>
           </w:p>
         </w:tc>
@@ -1049,7 +1043,7 @@
                 <w:sz w:val="20"/>
                 <w:szCs w:val="20"/>
               </w:rPr>
-              <w:t>5</w:t>
+              <w:t xml:space="preserve">6</w:t>
             </w:r>
           </w:p>
         </w:tc>
@@ -1103,7 +1097,7 @@
                 <w:sz w:val="20"/>
                 <w:szCs w:val="20"/>
               </w:rPr>
-              <w:t>Capacitores cerámicos 100nF</w:t>
+              <w:t xml:space="preserve">Capacitores: cerámicos 100nF + electrolítico 470 µF</w:t>
             </w:r>
           </w:p>
         </w:tc>
@@ -1129,7 +1123,7 @@
                 <w:sz w:val="20"/>
                 <w:szCs w:val="20"/>
               </w:rPr>
-              <w:t>Filtran el ruido de alta frecuencia, junto al ESP32 y al módulo de relés.</w:t>
+              <w:t xml:space="preserve">Los de 100 nF filtran el ruido junto a cada módulo; el de 470 µF sostiene los 5 V cuando engancha una bobina de relé.</w:t>
             </w:r>
           </w:p>
         </w:tc>
@@ -1155,7 +1149,7 @@
                 <w:sz w:val="20"/>
                 <w:szCs w:val="20"/>
               </w:rPr>
-              <w:t>3</w:t>
+              <w:t xml:space="preserve">3 + 1</w:t>
             </w:r>
           </w:p>
         </w:tc>
@@ -1209,7 +1203,7 @@
                 <w:sz w:val="20"/>
                 <w:szCs w:val="20"/>
               </w:rPr>
-              <w:t>Caja IP65, prensacables, cable mallado, placa y borneras</w:t>
+              <w:t xml:space="preserve">Caja IP65, prensacables, cable multifilar sin blindaje, placa perforada y borneras</w:t>
             </w:r>
           </w:p>
         </w:tc>
@@ -1311,7 +1305,7 @@
           <w:sz w:val="30"/>
           <w:szCs w:val="30"/>
         </w:rPr>
-        <w:t xml:space="preserve">2. Nivel 2 — Control del tejido por marcos (a implementar)</w:t>
+        <w:t xml:space="preserve">2. Nivel 2 — Selección del dibujo por marcos (Bloque D) y sensor de pasada (Bloque C)</w:t>
       </w:r>
     </w:p>
     <w:p>
@@ -1325,13 +1319,7 @@
           <w:sz w:val="21"/>
           <w:szCs w:val="21"/>
         </w:rPr>
-        <w:t>Fundamento: como los tejidos de la planta son patrones simples y repetitivos (tipo cortina, con rayas que se repiten), no se necesita control hilo por hilo. Alcanza con controlar marcos (grupos de hilos que suben y bajan juntos), lo que reduce el hardware a solo 8 actuadores. Esta etapa reemplaza la función de las tarjetas perforadas del Jacquard.</w:t>
-      </w:r>
-      <w:r>
-        <w:rPr>
-          <w:sz w:val="21"/>
-          <w:szCs w:val="21"/>
-        </w:rPr>
+        <w:t xml:space="preserve">Fundamento: como los tejidos de la planta son patrones simples y repetitivos (tipo cortina, con rayas que se repiten), no se necesita control hilo por hilo. Alcanza con controlar marcos (grupos de hilos que suben y bajan juntos). El telar ya tiene las 4 bobinas de selección instaladas: el sistema no las comanda directamente, sino que corta la señal de cada lector óptico con un relé LCA110, en lugar del papel perforado.</w:t>
       </w:r>
     </w:p>
     <w:p>
@@ -1347,7 +1335,7 @@
           <w:sz w:val="24"/>
           <w:szCs w:val="24"/>
         </w:rPr>
-        <w:t>2.1. Actuadores: solenoides / electroimanes</w:t>
+        <w:t xml:space="preserve">2.1. Relés de estado sólido sobre los lectores ópticos</w:t>
       </w:r>
     </w:p>
     <w:p>
@@ -1359,7 +1347,7 @@
           <w:sz w:val="21"/>
           <w:szCs w:val="21"/>
         </w:rPr>
-        <w:t>Cada solenoide tira de su marco cuando recibe corriente. Necesita un MOSFET por canal para conmutar la corriente, y un diodo flyback por bobina.</w:t>
+        <w:t xml:space="preserve">Cada LCA110 hace lo que hoy hace un agujero del papel: deja pasar o corta la señal de su lector. Las plaquetas del telar y las bobinas quedan intactas. Va comandado directo desde un pin del ESP32 (18, 19, 21 o 22).</w:t>
       </w:r>
     </w:p>
     <w:p>
@@ -1521,7 +1509,7 @@
                 <w:sz w:val="20"/>
                 <w:szCs w:val="20"/>
               </w:rPr>
-              <w:t>Solenoide / electroimán 12V</w:t>
+              <w:t xml:space="preserve">Relé OptoMOS LCA110 (DIP de 6 patas)</w:t>
             </w:r>
           </w:p>
         </w:tc>
@@ -1547,7 +1535,7 @@
                 <w:sz w:val="20"/>
                 <w:szCs w:val="20"/>
               </w:rPr>
-              <w:t>Actuador de marco: tira del marco para subirlo. Modelo a definir tras medir el telar.</w:t>
+              <w:t xml:space="preserve">Corta la señal de un lector óptico. 350 V, 120 mA, sin corriente mínima: sirve con continua o alterna. Comprar 1 y probarlo antes de los otros 3.</w:t>
             </w:r>
           </w:p>
         </w:tc>
@@ -1573,7 +1561,7 @@
                 <w:sz w:val="20"/>
                 <w:szCs w:val="20"/>
               </w:rPr>
-              <w:t>8</w:t>
+              <w:t xml:space="preserve">4</w:t>
             </w:r>
           </w:p>
         </w:tc>
@@ -1627,7 +1615,7 @@
                 <w:sz w:val="20"/>
                 <w:szCs w:val="20"/>
               </w:rPr>
-              <w:t>MOSFET IRLZ44N</w:t>
+              <w:t xml:space="preserve">Resistencia 330 Ω 1/4W</w:t>
             </w:r>
           </w:p>
         </w:tc>
@@ -1653,7 +1641,7 @@
                 <w:sz w:val="20"/>
                 <w:szCs w:val="20"/>
               </w:rPr>
-              <w:t>Permite al ESP32 (3.3V) conmutar la corriente de cada solenoide. Uno por canal.</w:t>
+              <w:t xml:space="preserve">Limita la corriente del LED de entrada de cada LCA110 (unos 6 mA con 3,3 V). Obligatoria.</w:t>
             </w:r>
           </w:p>
         </w:tc>
@@ -1679,7 +1667,7 @@
                 <w:sz w:val="20"/>
                 <w:szCs w:val="20"/>
               </w:rPr>
-              <w:t>8 (+2 repuesto)</w:t>
+              <w:t xml:space="preserve">4</w:t>
             </w:r>
           </w:p>
         </w:tc>
@@ -1733,7 +1721,7 @@
                 <w:sz w:val="20"/>
                 <w:szCs w:val="20"/>
               </w:rPr>
-              <w:t>Diodo flyback 1N4007</w:t>
+              <w:t xml:space="preserve">Resistencia 10kΩ 1/4W</w:t>
             </w:r>
           </w:p>
         </w:tc>
@@ -1759,7 +1747,7 @@
                 <w:sz w:val="20"/>
                 <w:szCs w:val="20"/>
               </w:rPr>
-              <w:t>OBLIGATORIO en paralelo con cada bobina: sin él, el pico inductivo quema el MOSFET.</w:t>
+              <w:t xml:space="preserve">Mantiene cada salida en bajo mientras el ESP32 arranca: ningún canal se activa solo.</w:t>
             </w:r>
           </w:p>
         </w:tc>
@@ -1785,7 +1773,7 @@
                 <w:sz w:val="20"/>
                 <w:szCs w:val="20"/>
               </w:rPr>
-              <w:t>8 (+2 repuesto)</w:t>
+              <w:t xml:space="preserve">4</w:t>
             </w:r>
           </w:p>
         </w:tc>
@@ -1839,7 +1827,7 @@
                 <w:sz w:val="20"/>
                 <w:szCs w:val="20"/>
               </w:rPr>
-              <w:t>Módulo 74HC595 (registro de desplazamiento)</w:t>
+              <w:t xml:space="preserve">Borneras atornillables chicas y cable</w:t>
             </w:r>
           </w:p>
         </w:tc>
@@ -1865,7 +1853,7 @@
                 <w:sz w:val="20"/>
                 <w:szCs w:val="20"/>
               </w:rPr>
-              <w:t>Maneja las 8 salidas ON/OFF con solo 3 pines del ESP32.</w:t>
+              <w:t xml:space="preserve">Empalme con el cableado de los lectores sin soldar sobre los cables viejos.</w:t>
             </w:r>
           </w:p>
         </w:tc>
@@ -1891,7 +1879,7 @@
                 <w:sz w:val="20"/>
                 <w:szCs w:val="20"/>
               </w:rPr>
-              <w:t>1</w:t>
+              <w:t xml:space="preserve">6 + según recorrido</w:t>
             </w:r>
           </w:p>
         </w:tc>
@@ -1945,7 +1933,7 @@
                 <w:sz w:val="20"/>
                 <w:szCs w:val="20"/>
               </w:rPr>
-              <w:t>Fuente 12V acorde al consumo</w:t>
+              <w:t xml:space="preserve">Sensor de pasada (Bloque C): LJ12A3-4-Z/BX + PC817 + 1,2 kΩ + 10 kΩ</w:t>
             </w:r>
           </w:p>
         </w:tc>
@@ -1971,7 +1959,7 @@
                 <w:sz w:val="20"/>
                 <w:szCs w:val="20"/>
               </w:rPr>
-              <w:t>Alimenta los solenoides. Se dimensiona con: 8 × corriente de cada uno × 1,3.</w:t>
+              <w:t xml:space="preserve">Un pulso por pasada en GPIO 35. Se alimenta con los 12 a 14 V continuos del telar, aislado por el optoacoplador.</w:t>
             </w:r>
           </w:p>
         </w:tc>
@@ -1997,7 +1985,7 @@
                 <w:sz w:val="20"/>
                 <w:szCs w:val="20"/>
               </w:rPr>
-              <w:t>1</w:t>
+              <w:t xml:space="preserve">1 de cada</w:t>
             </w:r>
           </w:p>
         </w:tc>
@@ -2047,7 +2035,7 @@
           <w:sz w:val="24"/>
           <w:szCs w:val="24"/>
         </w:rPr>
-        <w:t>2.2. Control de los actuadores</w:t>
+        <w:t xml:space="preserve">2.2. Control de los relés</w:t>
       </w:r>
     </w:p>
     <w:p>
@@ -2059,7 +2047,7 @@
           <w:sz w:val="21"/>
           <w:szCs w:val="21"/>
         </w:rPr>
-        <w:t>Un registro de desplazamiento 74HC595 permite manejar los 8 canales usando solo 3 pines del ESP32. Cada salida va a un MOSFET, y cada MOSFET acciona un solenoide.</w:t>
+        <w:t xml:space="preserve">Con cuatro canales alcanzan los pines libres del ESP32: no hace falta registro de desplazamiento. En cada pasada (marcada por el sensor) el ESP32 cierra los relés de la fila del dibujo que corresponde.</w:t>
       </w:r>
     </w:p>
     <w:p>
@@ -2102,7 +2090,7 @@
           <w:sz w:val="21"/>
           <w:szCs w:val="21"/>
         </w:rPr>
-        <w:t>La cantidad de actuadores es 8, uno por marco: es el máximo que este telar puede ejecutar en simultáneo, confirmado en el relevamiento del 19/08/26.</w:t>
+        <w:t xml:space="preserve">La cantidad de canales es 4, uno por bobina de selección del C 201, confirmado con el dueño el 19/09/26.</w:t>
       </w:r>
     </w:p>
     <w:p>
@@ -2119,7 +2107,7 @@
           <w:sz w:val="21"/>
           <w:szCs w:val="21"/>
         </w:rPr>
-        <w:t>Con 8 marcos alcanza un solo módulo 74HC595 (tiene 8 salidas): no hace falta encadenar un segundo.</w:t>
+        <w:t xml:space="preserve">Antes de comprar los cuatro LCA110, medir la salida de un lector óptico: la tensión, la corriente y si el agujero abre o cierra el circuito. Eso define si el relé va en serie o en paralelo (Guia_Conexion_Reles_LCA110.docx).</w:t>
       </w:r>
     </w:p>
     <w:p>
@@ -2136,7 +2124,7 @@
           <w:sz w:val="21"/>
           <w:szCs w:val="21"/>
         </w:rPr>
-        <w:t>El modelo y la corriente de los solenoides quedan a definir tras medir la fuerza y el recorrido de las palancas del telar (tarea 5.9/5.10 del Gantt).</w:t>
+        <w:t xml:space="preserve">Pedir la versión DIP de seis patas (inserción); la SOP-6 es de montaje superficial. Alternativas con el mismo principio: AQY212GH, G3VM-61A1, TLP3021.</w:t>
       </w:r>
     </w:p>
     <w:p>
@@ -2153,7 +2141,7 @@
           <w:sz w:val="21"/>
           <w:szCs w:val="21"/>
         </w:rPr>
-        <w:t xml:space="preserve">Los actuadores se alimentan de su propia fuente, NUNCA desde los pines del ESP32 (no aguanta esa corriente). Comparten el negativo (GND) con el ESP32.</w:t>
+        <w:t xml:space="preserve">El lado del lector y el lado del ESP32 quedan aislados por el propio relé: nunca unir sus negativos. Lo mismo vale para el sensor de pasada.</w:t>
       </w:r>
     </w:p>
     <w:p>
@@ -2170,7 +2158,7 @@
           <w:sz w:val="21"/>
           <w:szCs w:val="21"/>
         </w:rPr>
-        <w:t>La fuente de 12V se dimensiona según la corriente de cada solenoide: 8 × corriente × 1,3 de margen.</w:t>
+        <w:t xml:space="preserve">Se descartaron los solenoides con MOSFET IRLZ44N y el registro 74HC595 de una versión anterior: las bobinas ya existen, son de 24 V en alterna y son cuatro.</w:t>
       </w:r>
     </w:p>
     <w:p>
@@ -2184,16 +2172,7 @@
           <w:sz w:val="21"/>
           <w:szCs w:val="21"/>
         </w:rPr>
-        <w:t xml:space="preserve">Diagramas de referencia: </w:t>
-      </w:r>
-      <w:r>
-        <w:rPr>
-          <w:i/>
-          <w:iCs/>
-          <w:sz w:val="21"/>
-          <w:szCs w:val="21"/>
-        </w:rPr>
-        <w:t xml:space="preserve">el cableado del Nivel 1 esta en el diagrama de conexion electrica; la etapa de marcos del Nivel 2 esta en el diagrama del nivel 2. Ambos vienen en el ZIP de diagramas, en SVG y PNG.</w:t>
+        <w:t xml:space="preserve">Diagramas de referencia: el cableado del Nivel 1 está en el diagrama de conexión eléctrica; los canales del Nivel 2 en canal_rele y diagrama_nivel2_marcos, y el sensor en canal_sensor. Todos en la carpeta diagramas/hardware, en SVG y PNG.</w:t>
       </w:r>
     </w:p>
     <w:sectPr>

--- a/docs/analisis/Componentes_Completos_Control_Trama.docx
+++ b/docs/analisis/Componentes_Completos_Control_Trama.docx
@@ -45,7 +45,7 @@
           <w:sz w:val="20"/>
           <w:szCs w:val="20"/>
         </w:rPr>
-        <w:t xml:space="preserve">Nivel 1 (Bloques A y C) + Nivel 2 (Bloque D) · todo en un solo ESP32 · con espacio para links y precios</w:t>
+        <w:t xml:space="preserve">Nivel 1 (Bloque A) + Nivel 2 (Bloques C y D) · todo en un solo ESP32 · con espacio para links y precios</w:t>
       </w:r>
     </w:p>
     <w:p>
@@ -59,7 +59,7 @@
           <w:sz w:val="21"/>
           <w:szCs w:val="21"/>
         </w:rPr>
-        <w:t xml:space="preserve">Cómo usar este documento: las tablas listan cada componente con su función y cantidad. La última columna de cada tabla está en blanco para que completes el link de compra y el precio. El Nivel 1 es el control de la botonera (arranque, pausa y retroceso) más el sensor de pasada. El Nivel 2 es lo que hay que sumar para que el sistema dicte la secuencia del dibujo a través de las bobinas de selección. Los dos niveles corren en el mismo ESP32. La lista vigente, con precios, es Lista_de_componentes_Control_Trama.xlsx.</w:t>
+        <w:t xml:space="preserve">Cómo usar este documento: las tablas listan cada componente con su función y cantidad. La última columna de cada tabla está en blanco para que completes el link de compra y el precio. El Nivel 1 es el control de la botonera (arranque, pausa y retroceso). El Nivel 2 suma el sensor de pasada y lo que hace falta para que el sistema dicte la secuencia del dibujo a través de las bobinas de selección. Los dos niveles corren en el mismo ESP32. La lista vigente, con precios, es Lista_de_componentes_Control_Trama.xlsx.</w:t>
       </w:r>
     </w:p>
     <w:p>
@@ -779,7 +779,7 @@
                 <w:sz w:val="20"/>
                 <w:szCs w:val="20"/>
               </w:rPr>
-              <w:t xml:space="preserve">Puente rectificador DB157 (1A) + capacitor electrolítico 22–47 µF 50 V</w:t>
+              <w:t xml:space="preserve">Puente rectificador DB157 (1A) + capacitor electrolítico 22 µF 50 V</w:t>
             </w:r>
           </w:p>
         </w:tc>
@@ -805,7 +805,7 @@
                 <w:sz w:val="20"/>
                 <w:szCs w:val="20"/>
               </w:rPr>
-              <w:t xml:space="preserve">El puente convierte el 24V AC de la botonera en continua y el capacitor la aplana: sin él, una pulsación se lee como varias.</w:t>
+              <w:t xml:space="preserve">El puente convierte el 24V AC de la botonera en continua y el capacitor mantiene encendido el LED del optoacoplador entre semiciclos: sin él, el sensado manda avisos solos, sin que nadie apriete nada.</w:t>
             </w:r>
           </w:p>
         </w:tc>
@@ -1203,7 +1203,7 @@
                 <w:sz w:val="20"/>
                 <w:szCs w:val="20"/>
               </w:rPr>
-              <w:t xml:space="preserve">Caja IP65, prensacables, cable multifilar sin blindaje, placa perforada y borneras</w:t>
+              <w:t xml:space="preserve">Caja IP65, prensacables, cable multifilar sin blindaje, placas perforadas, la plaqueta impresa del sensado y borneras</w:t>
             </w:r>
           </w:p>
         </w:tc>
@@ -1319,7 +1319,7 @@
           <w:sz w:val="21"/>
           <w:szCs w:val="21"/>
         </w:rPr>
-        <w:t xml:space="preserve">Fundamento: como los tejidos de la planta son patrones simples y repetitivos (tipo cortina, con rayas que se repiten), no se necesita control hilo por hilo. Alcanza con controlar marcos (grupos de hilos que suben y bajan juntos). El telar ya tiene las 4 bobinas de selección instaladas: el sistema no las comanda directamente, sino que corta la señal de cada lector óptico con un relé LCA110, en lugar del papel perforado.</w:t>
+        <w:t xml:space="preserve">Fundamento: como los tejidos de la planta son patrones simples y repetitivos (tipo cortina, con rayas que se repiten), no se necesita control hilo por hilo. Alcanza con controlar marcos (grupos de hilos que suben y bajan juntos). El telar ya tiene las 4 bobinas de selección instaladas: el sistema no las comanda directamente: un relé LCA110 en el lugar de cada lector óptico da la señal que hoy da el agujero del papel.</w:t>
       </w:r>
     </w:p>
     <w:p>
@@ -1347,7 +1347,7 @@
           <w:sz w:val="21"/>
           <w:szCs w:val="21"/>
         </w:rPr>
-        <w:t xml:space="preserve">Cada LCA110 hace lo que hoy hace un agujero del papel: deja pasar o corta la señal de su lector. Las plaquetas del telar y las bobinas quedan intactas. Va comandado directo desde un pin del ESP32 (18, 19, 21 o 22).</w:t>
+        <w:t xml:space="preserve">Cada LCA110 hace lo que hoy hace un agujero del papel: da la señal en el lugar de su lector. Las plaquetas del telar y las bobinas quedan intactas. Va comandado directo desde un pin del ESP32 (18, 19, 21 o 22).</w:t>
       </w:r>
     </w:p>
     <w:p>
@@ -1535,7 +1535,7 @@
                 <w:sz w:val="20"/>
                 <w:szCs w:val="20"/>
               </w:rPr>
-              <w:t xml:space="preserve">Corta la señal de un lector óptico. 350 V, 120 mA, sin corriente mínima: sirve con continua o alterna. Comprar 1 y probarlo antes de los otros 3.</w:t>
+              <w:t xml:space="preserve">Da la señal en el lugar de un lector óptico. 350 V, 120 mA, sin corriente mínima: sirve con continua o alterna. Probar un canal en la máquina antes de conectar los otros 3.</w:t>
             </w:r>
           </w:p>
         </w:tc>
@@ -1774,6 +1774,430 @@
                 <w:szCs w:val="20"/>
               </w:rPr>
               <w:t xml:space="preserve">4</w:t>
+            </w:r>
+          </w:p>
+        </w:tc>
+        <w:tc>
+          <w:tcPr>
+            <w:tcW w:type="dxa" w:w="2440"/>
+            <w:tcMar>
+              <w:top w:type="dxa" w:w="60"/>
+              <w:left w:type="dxa" w:w="90"/>
+              <w:bottom w:type="dxa" w:w="60"/>
+              <w:right w:type="dxa" w:w="90"/>
+            </w:tcMar>
+            <w:vAlign w:val="center"/>
+          </w:tcPr>
+          <w:p>
+            <w:r>
+              <w:rPr>
+                <w:b w:val="false"/>
+                <w:bCs w:val="false"/>
+                <w:i w:val="false"/>
+                <w:iCs w:val="false"/>
+                <w:color w:val="2D3748"/>
+                <w:sz w:val="20"/>
+                <w:szCs w:val="20"/>
+              </w:rPr>
+              <w:t xml:space="preserve"/>
+            </w:r>
+          </w:p>
+        </w:tc>
+      </w:tr>
+      <w:tr>
+        <w:tc>
+          <w:tcPr>
+            <w:tcW w:type="dxa" w:w="2500"/>
+            <w:tcMar>
+              <w:top w:type="dxa" w:w="60"/>
+              <w:left w:type="dxa" w:w="90"/>
+              <w:bottom w:type="dxa" w:w="60"/>
+              <w:right w:type="dxa" w:w="90"/>
+            </w:tcMar>
+            <w:vAlign w:val="center"/>
+          </w:tcPr>
+          <w:p>
+            <w:r>
+              <w:rPr>
+                <w:b/>
+                <w:bCs/>
+                <w:i w:val="false"/>
+                <w:iCs w:val="false"/>
+                <w:color w:val="2D3748"/>
+                <w:sz w:val="20"/>
+                <w:szCs w:val="20"/>
+              </w:rPr>
+              <w:t xml:space="preserve">Resistencia de protección (220 Ω 2 W o 470 Ω 3 W)</w:t>
+            </w:r>
+          </w:p>
+        </w:tc>
+        <w:tc>
+          <w:tcPr>
+            <w:tcW w:type="dxa" w:w="4100"/>
+            <w:tcMar>
+              <w:top w:type="dxa" w:w="60"/>
+              <w:left w:type="dxa" w:w="90"/>
+              <w:bottom w:type="dxa" w:w="60"/>
+              <w:right w:type="dxa" w:w="90"/>
+            </w:tcMar>
+            <w:vAlign w:val="center"/>
+          </w:tcPr>
+          <w:p>
+            <w:r>
+              <w:rPr>
+                <w:b w:val="false"/>
+                <w:bCs w:val="false"/>
+                <w:i w:val="false"/>
+                <w:iCs w:val="false"/>
+                <w:color w:val="2D3748"/>
+                <w:sz w:val="20"/>
+                <w:szCs w:val="20"/>
+              </w:rPr>
+              <w:t xml:space="preserve">Lado del telar, del + del conector del lector a la pata 4: limita la corriente ante un error de cableado. 220 Ω 2 W si el lector se alimenta con hasta 15 V; 470 Ω 3 W de 15 a 30 V.</w:t>
+            </w:r>
+          </w:p>
+        </w:tc>
+        <w:tc>
+          <w:tcPr>
+            <w:tcW w:type="dxa" w:w="1150"/>
+            <w:tcMar>
+              <w:top w:type="dxa" w:w="60"/>
+              <w:left w:type="dxa" w:w="90"/>
+              <w:bottom w:type="dxa" w:w="60"/>
+              <w:right w:type="dxa" w:w="90"/>
+            </w:tcMar>
+            <w:vAlign w:val="center"/>
+          </w:tcPr>
+          <w:p>
+            <w:r>
+              <w:rPr>
+                <w:b w:val="false"/>
+                <w:bCs w:val="false"/>
+                <w:i w:val="false"/>
+                <w:iCs w:val="false"/>
+                <w:color w:val="2D3748"/>
+                <w:sz w:val="20"/>
+                <w:szCs w:val="20"/>
+              </w:rPr>
+              <w:t xml:space="preserve">4</w:t>
+            </w:r>
+          </w:p>
+        </w:tc>
+        <w:tc>
+          <w:tcPr>
+            <w:tcW w:type="dxa" w:w="2440"/>
+            <w:tcMar>
+              <w:top w:type="dxa" w:w="60"/>
+              <w:left w:type="dxa" w:w="90"/>
+              <w:bottom w:type="dxa" w:w="60"/>
+              <w:right w:type="dxa" w:w="90"/>
+            </w:tcMar>
+            <w:vAlign w:val="center"/>
+          </w:tcPr>
+          <w:p>
+            <w:r>
+              <w:rPr>
+                <w:b w:val="false"/>
+                <w:bCs w:val="false"/>
+                <w:i w:val="false"/>
+                <w:iCs w:val="false"/>
+                <w:color w:val="2D3748"/>
+                <w:sz w:val="20"/>
+                <w:szCs w:val="20"/>
+              </w:rPr>
+              <w:t xml:space="preserve"/>
+            </w:r>
+          </w:p>
+        </w:tc>
+      </w:tr>
+      <w:tr>
+        <w:tc>
+          <w:tcPr>
+            <w:tcW w:type="dxa" w:w="2500"/>
+            <w:tcMar>
+              <w:top w:type="dxa" w:w="60"/>
+              <w:left w:type="dxa" w:w="90"/>
+              <w:bottom w:type="dxa" w:w="60"/>
+              <w:right w:type="dxa" w:w="90"/>
+            </w:tcMar>
+            <w:vAlign w:val="center"/>
+          </w:tcPr>
+          <w:p>
+            <w:r>
+              <w:rPr>
+                <w:b/>
+                <w:bCs/>
+                <w:i w:val="false"/>
+                <w:iCs w:val="false"/>
+                <w:color w:val="2D3748"/>
+                <w:sz w:val="20"/>
+                <w:szCs w:val="20"/>
+              </w:rPr>
+              <w:t xml:space="preserve">Resistencia 10 kΩ ½ W</w:t>
+            </w:r>
+          </w:p>
+        </w:tc>
+        <w:tc>
+          <w:tcPr>
+            <w:tcW w:type="dxa" w:w="4100"/>
+            <w:tcMar>
+              <w:top w:type="dxa" w:w="60"/>
+              <w:left w:type="dxa" w:w="90"/>
+              <w:bottom w:type="dxa" w:w="60"/>
+              <w:right w:type="dxa" w:w="90"/>
+            </w:tcMar>
+            <w:vAlign w:val="center"/>
+          </w:tcPr>
+          <w:p>
+            <w:r>
+              <w:rPr>
+                <w:b w:val="false"/>
+                <w:bCs w:val="false"/>
+                <w:i w:val="false"/>
+                <w:iCs w:val="false"/>
+                <w:color w:val="2D3748"/>
+                <w:sz w:val="20"/>
+                <w:szCs w:val="20"/>
+              </w:rPr>
+              <w:t xml:space="preserve">Lado del telar, de la señal al −: con el relé abierto deja la señal en 0 V, como con papel.</w:t>
+            </w:r>
+          </w:p>
+        </w:tc>
+        <w:tc>
+          <w:tcPr>
+            <w:tcW w:type="dxa" w:w="1150"/>
+            <w:tcMar>
+              <w:top w:type="dxa" w:w="60"/>
+              <w:left w:type="dxa" w:w="90"/>
+              <w:bottom w:type="dxa" w:w="60"/>
+              <w:right w:type="dxa" w:w="90"/>
+            </w:tcMar>
+            <w:vAlign w:val="center"/>
+          </w:tcPr>
+          <w:p>
+            <w:r>
+              <w:rPr>
+                <w:b w:val="false"/>
+                <w:bCs w:val="false"/>
+                <w:i w:val="false"/>
+                <w:iCs w:val="false"/>
+                <w:color w:val="2D3748"/>
+                <w:sz w:val="20"/>
+                <w:szCs w:val="20"/>
+              </w:rPr>
+              <w:t xml:space="preserve">4</w:t>
+            </w:r>
+          </w:p>
+        </w:tc>
+        <w:tc>
+          <w:tcPr>
+            <w:tcW w:type="dxa" w:w="2440"/>
+            <w:tcMar>
+              <w:top w:type="dxa" w:w="60"/>
+              <w:left w:type="dxa" w:w="90"/>
+              <w:bottom w:type="dxa" w:w="60"/>
+              <w:right w:type="dxa" w:w="90"/>
+            </w:tcMar>
+            <w:vAlign w:val="center"/>
+          </w:tcPr>
+          <w:p>
+            <w:r>
+              <w:rPr>
+                <w:b w:val="false"/>
+                <w:bCs w:val="false"/>
+                <w:i w:val="false"/>
+                <w:iCs w:val="false"/>
+                <w:color w:val="2D3748"/>
+                <w:sz w:val="20"/>
+                <w:szCs w:val="20"/>
+              </w:rPr>
+              <w:t xml:space="preserve"/>
+            </w:r>
+          </w:p>
+        </w:tc>
+      </w:tr>
+      <w:tr>
+        <w:tc>
+          <w:tcPr>
+            <w:tcW w:type="dxa" w:w="2500"/>
+            <w:tcMar>
+              <w:top w:type="dxa" w:w="60"/>
+              <w:left w:type="dxa" w:w="90"/>
+              <w:bottom w:type="dxa" w:w="60"/>
+              <w:right w:type="dxa" w:w="90"/>
+            </w:tcMar>
+            <w:vAlign w:val="center"/>
+          </w:tcPr>
+          <w:p>
+            <w:r>
+              <w:rPr>
+                <w:b/>
+                <w:bCs/>
+                <w:i w:val="false"/>
+                <w:iCs w:val="false"/>
+                <w:color w:val="2D3748"/>
+                <w:sz w:val="20"/>
+                <w:szCs w:val="20"/>
+              </w:rPr>
+              <w:t xml:space="preserve">Zócalo DIP de 6 patas</w:t>
+            </w:r>
+          </w:p>
+        </w:tc>
+        <w:tc>
+          <w:tcPr>
+            <w:tcW w:type="dxa" w:w="4100"/>
+            <w:tcMar>
+              <w:top w:type="dxa" w:w="60"/>
+              <w:left w:type="dxa" w:w="90"/>
+              <w:bottom w:type="dxa" w:w="60"/>
+              <w:right w:type="dxa" w:w="90"/>
+            </w:tcMar>
+            <w:vAlign w:val="center"/>
+          </w:tcPr>
+          <w:p>
+            <w:r>
+              <w:rPr>
+                <w:b w:val="false"/>
+                <w:bCs w:val="false"/>
+                <w:i w:val="false"/>
+                <w:iCs w:val="false"/>
+                <w:color w:val="2D3748"/>
+                <w:sz w:val="20"/>
+                <w:szCs w:val="20"/>
+              </w:rPr>
+              <w:t xml:space="preserve">Permite cambiar un LCA110 sin desoldar.</w:t>
+            </w:r>
+          </w:p>
+        </w:tc>
+        <w:tc>
+          <w:tcPr>
+            <w:tcW w:type="dxa" w:w="1150"/>
+            <w:tcMar>
+              <w:top w:type="dxa" w:w="60"/>
+              <w:left w:type="dxa" w:w="90"/>
+              <w:bottom w:type="dxa" w:w="60"/>
+              <w:right w:type="dxa" w:w="90"/>
+            </w:tcMar>
+            <w:vAlign w:val="center"/>
+          </w:tcPr>
+          <w:p>
+            <w:r>
+              <w:rPr>
+                <w:b w:val="false"/>
+                <w:bCs w:val="false"/>
+                <w:i w:val="false"/>
+                <w:iCs w:val="false"/>
+                <w:color w:val="2D3748"/>
+                <w:sz w:val="20"/>
+                <w:szCs w:val="20"/>
+              </w:rPr>
+              <w:t xml:space="preserve">4</w:t>
+            </w:r>
+          </w:p>
+        </w:tc>
+        <w:tc>
+          <w:tcPr>
+            <w:tcW w:type="dxa" w:w="2440"/>
+            <w:tcMar>
+              <w:top w:type="dxa" w:w="60"/>
+              <w:left w:type="dxa" w:w="90"/>
+              <w:bottom w:type="dxa" w:w="60"/>
+              <w:right w:type="dxa" w:w="90"/>
+            </w:tcMar>
+            <w:vAlign w:val="center"/>
+          </w:tcPr>
+          <w:p>
+            <w:r>
+              <w:rPr>
+                <w:b w:val="false"/>
+                <w:bCs w:val="false"/>
+                <w:i w:val="false"/>
+                <w:iCs w:val="false"/>
+                <w:color w:val="2D3748"/>
+                <w:sz w:val="20"/>
+                <w:szCs w:val="20"/>
+              </w:rPr>
+              <w:t xml:space="preserve"/>
+            </w:r>
+          </w:p>
+        </w:tc>
+      </w:tr>
+      <w:tr>
+        <w:tc>
+          <w:tcPr>
+            <w:tcW w:type="dxa" w:w="2500"/>
+            <w:tcMar>
+              <w:top w:type="dxa" w:w="60"/>
+              <w:left w:type="dxa" w:w="90"/>
+              <w:bottom w:type="dxa" w:w="60"/>
+              <w:right w:type="dxa" w:w="90"/>
+            </w:tcMar>
+            <w:vAlign w:val="center"/>
+          </w:tcPr>
+          <w:p>
+            <w:r>
+              <w:rPr>
+                <w:b/>
+                <w:bCs/>
+                <w:i w:val="false"/>
+                <w:iCs w:val="false"/>
+                <w:color w:val="2D3748"/>
+                <w:sz w:val="20"/>
+                <w:szCs w:val="20"/>
+              </w:rPr>
+              <w:t xml:space="preserve">Borneras de 4 vías</w:t>
+            </w:r>
+          </w:p>
+        </w:tc>
+        <w:tc>
+          <w:tcPr>
+            <w:tcW w:type="dxa" w:w="4100"/>
+            <w:tcMar>
+              <w:top w:type="dxa" w:w="60"/>
+              <w:left w:type="dxa" w:w="90"/>
+              <w:bottom w:type="dxa" w:w="60"/>
+              <w:right w:type="dxa" w:w="90"/>
+            </w:tcMar>
+            <w:vAlign w:val="center"/>
+          </w:tcPr>
+          <w:p>
+            <w:r>
+              <w:rPr>
+                <w:b w:val="false"/>
+                <w:bCs w:val="false"/>
+                <w:i w:val="false"/>
+                <w:iCs w:val="false"/>
+                <w:color w:val="2D3748"/>
+                <w:sz w:val="20"/>
+                <w:szCs w:val="20"/>
+              </w:rPr>
+              <w:t xml:space="preserve">Una para el conector de cada lector y otra para dejar aislados y rotulados sus cables.</w:t>
+            </w:r>
+          </w:p>
+        </w:tc>
+        <w:tc>
+          <w:tcPr>
+            <w:tcW w:type="dxa" w:w="1150"/>
+            <w:tcMar>
+              <w:top w:type="dxa" w:w="60"/>
+              <w:left w:type="dxa" w:w="90"/>
+              <w:bottom w:type="dxa" w:w="60"/>
+              <w:right w:type="dxa" w:w="90"/>
+            </w:tcMar>
+            <w:vAlign w:val="center"/>
+          </w:tcPr>
+          <w:p>
+            <w:r>
+              <w:rPr>
+                <w:b w:val="false"/>
+                <w:bCs w:val="false"/>
+                <w:i w:val="false"/>
+                <w:iCs w:val="false"/>
+                <w:color w:val="2D3748"/>
+                <w:sz w:val="20"/>
+                <w:szCs w:val="20"/>
+              </w:rPr>
+              <w:t xml:space="preserve">8</w:t>
             </w:r>
           </w:p>
         </w:tc>
@@ -2047,7 +2471,7 @@
           <w:sz w:val="21"/>
           <w:szCs w:val="21"/>
         </w:rPr>
-        <w:t xml:space="preserve">Con cuatro canales alcanzan los pines libres del ESP32: no hace falta registro de desplazamiento. En cada pasada (marcada por el sensor) el ESP32 cierra los relés de la fila del dibujo que corresponde.</w:t>
+        <w:t xml:space="preserve">Con cuatro canales alcanzan los pines libres del ESP32: no hace falta registro de desplazamiento. En cada pasada (marcada por el sensor) el ESP32 cierra el relé de la bobina de la fila que corresponde (una sola por fila).</w:t>
       </w:r>
     </w:p>
     <w:p>
@@ -2107,7 +2531,7 @@
           <w:sz w:val="21"/>
           <w:szCs w:val="21"/>
         </w:rPr>
-        <w:t xml:space="preserve">Antes de comprar los cuatro LCA110, medir la salida de un lector óptico: la tensión, la corriente y si el agujero abre o cierra el circuito. Eso define si el relé va en serie o en paralelo (Guia_Conexion_Reles_LCA110.docx).</w:t>
+        <w:t xml:space="preserve">Antes de conectar los cuatro LCA110, medir un lector óptico: la alimentación (que elige la resistencia de protección), qué hace la señal con agujero y la corriente con la resistencia de protección en serie (Guia_Conexion_Reles_LCA110.docx).</w:t>
       </w:r>
     </w:p>
     <w:p>
@@ -2172,7 +2596,7 @@
           <w:sz w:val="21"/>
           <w:szCs w:val="21"/>
         </w:rPr>
-        <w:t xml:space="preserve">Diagramas de referencia: el cableado del Nivel 1 está en el diagrama de conexión eléctrica; los canales del Nivel 2 en canal_rele y diagrama_nivel2_marcos, y el sensor en canal_sensor. Todos en la carpeta diagramas/hardware, en SVG y PNG.</w:t>
+        <w:t xml:space="preserve">Diagramas de referencia: el cableado del Nivel 1 está en el diagrama de conexión eléctrica; los canales del Nivel 2 en conexion_final_rele y diagrama_nivel2_marcos, y el sensor en canal_sensor. Todos en la carpeta diagramas/hardware, en SVG y PNG.</w:t>
       </w:r>
     </w:p>
     <w:sectPr>

--- a/docs/analisis/Componentes_Completos_Control_Trama.docx
+++ b/docs/analisis/Componentes_Completos_Control_Trama.docx
@@ -1319,7 +1319,7 @@
           <w:sz w:val="21"/>
           <w:szCs w:val="21"/>
         </w:rPr>
-        <w:t xml:space="preserve">Fundamento: como los tejidos de la planta son patrones simples y repetitivos (tipo cortina, con rayas que se repiten), no se necesita control hilo por hilo. Alcanza con controlar marcos (grupos de hilos que suben y bajan juntos). El telar ya tiene las 4 bobinas de selección instaladas: el sistema no las comanda directamente: un relé LCA110 en el lugar de cada lector óptico da la señal que hoy da el agujero del papel.</w:t>
+        <w:t xml:space="preserve">Fundamento: como los tejidos de la planta son patrones simples y repetitivos (tipo cortina, con rayas que se repiten), no se necesita control hilo por hilo. Alcanza con controlar marcos (grupos de hilos que suben y bajan juntos). El telar ya tiene las 4 bobinas de selección instaladas y el sistema no las comanda directamente: un relé LCA110 en el lugar de cada lector óptico da la señal que hoy da el agujero del papel.</w:t>
       </w:r>
     </w:p>
     <w:p>
@@ -2548,7 +2548,7 @@
           <w:sz w:val="21"/>
           <w:szCs w:val="21"/>
         </w:rPr>
-        <w:t xml:space="preserve">Pedir la versión DIP de seis patas (inserción); la SOP-6 es de montaje superficial. Alternativas con el mismo principio: AQY212GH, G3VM-61A1, TLP3021.</w:t>
+        <w:t xml:space="preserve">Pedir la versión DIP de seis patas (inserción); la SOP-6 es de montaje superficial. Alternativas con el mismo principio: AQY212GH, G3VM-61A1.</w:t>
       </w:r>
     </w:p>
     <w:p>

--- a/docs/analisis/Componentes_Completos_Control_Trama.docx
+++ b/docs/analisis/Componentes_Completos_Control_Trama.docx
@@ -1335,7 +1335,7 @@
           <w:sz w:val="24"/>
           <w:szCs w:val="24"/>
         </w:rPr>
-        <w:t xml:space="preserve">2.1. Relés de estado sólido sobre los lectores ópticos</w:t>
+        <w:t xml:space="preserve">2.1. Relés de estado sólido en el lugar de los lectores ópticos</w:t>
       </w:r>
     </w:p>
     <w:p>

--- a/docs/analisis/Componentes_Completos_Control_Trama.docx
+++ b/docs/analisis/Componentes_Completos_Control_Trama.docx
@@ -1827,7 +1827,7 @@
                 <w:sz w:val="20"/>
                 <w:szCs w:val="20"/>
               </w:rPr>
-              <w:t xml:space="preserve">Resistencia de protección (220 Ω 2 W o 470 Ω 3 W)</w:t>
+              <w:t xml:space="preserve">Resistencia de protección 470 Ω 3 W</w:t>
             </w:r>
           </w:p>
         </w:tc>
@@ -1853,7 +1853,7 @@
                 <w:sz w:val="20"/>
                 <w:szCs w:val="20"/>
               </w:rPr>
-              <w:t xml:space="preserve">Lado del telar, del + del conector del lector a la pata 4: limita la corriente ante un error de cableado. 220 Ω 2 W si el lector se alimenta con hasta 15 V; 470 Ω 3 W de 15 a 30 V.</w:t>
+              <w:t xml:space="preserve">Lado del telar, del + del conector del lector a la pata 4: limita la corriente ante un error de cableado. 470 Ω 3 W: el lector del C 201 se alimenta con 15 a 30 V (17/10/2026).</w:t>
             </w:r>
           </w:p>
         </w:tc>
@@ -2531,7 +2531,7 @@
           <w:sz w:val="21"/>
           <w:szCs w:val="21"/>
         </w:rPr>
-        <w:t xml:space="preserve">Antes de conectar los cuatro LCA110, medir un lector óptico: la alimentación (que elige la resistencia de protección), qué hace la señal con agujero y la corriente con la resistencia de protección en serie (Guia_Conexion_Reles_LCA110.docx).</w:t>
+        <w:t xml:space="preserve">Antes de conectar cada LCA110, medir su lector óptico: la alimentación (que elige la resistencia de protección), qué hace la señal con agujero y la corriente con la resistencia de protección en serie (Guia_Conexion_Reles_LCA110.docx). El primero se midió el 17/10/2026: entre 15 y 30 V, así que van las de 470 Ω 3 W.</w:t>
       </w:r>
     </w:p>
     <w:p>

--- a/docs/analisis/Componentes_Completos_Control_Trama.docx
+++ b/docs/analisis/Componentes_Completos_Control_Trama.docx
@@ -97,7 +97,7 @@
     </w:p>
     <w:tbl>
       <w:tblPr>
-        <w:tblW w:type="dxa" w:w="10190"/>
+        <w:tblW w:type="dxa" w:w="9360"/>
         <w:tblBorders>
           <w:top w:val="single" w:color="CBD5E0" w:sz="6"/>
           <w:left w:val="single" w:color="CBD5E0" w:sz="6"/>
@@ -108,18 +108,19 @@
         </w:tblBorders>
       </w:tblPr>
       <w:tblGrid>
-        <w:gridCol w:w="2500"/>
-        <w:gridCol w:w="4100"/>
+        <w:gridCol w:w="2350"/>
+        <w:gridCol w:w="4410"/>
         <w:gridCol w:w="1150"/>
-        <w:gridCol w:w="2440"/>
+        <w:gridCol w:w="1450"/>
       </w:tblGrid>
       <w:tr>
         <w:trPr>
+          <w:cantSplit/>
           <w:tblHeader/>
         </w:trPr>
         <w:tc>
           <w:tcPr>
-            <w:tcW w:type="dxa" w:w="2500"/>
+            <w:tcW w:type="dxa" w:w="2350"/>
             <w:shd w:fill="EDF2F7" w:color="auto" w:val="clear"/>
             <w:tcMar>
               <w:top w:type="dxa" w:w="60"/>
@@ -137,8 +138,8 @@
                 <w:i w:val="false"/>
                 <w:iCs w:val="false"/>
                 <w:color w:val="2D3748"/>
-                <w:sz w:val="20"/>
-                <w:szCs w:val="20"/>
+                <w:sz w:val="18"/>
+                <w:szCs w:val="18"/>
               </w:rPr>
               <w:t xml:space="preserve">Componente</w:t>
             </w:r>
@@ -146,7 +147,7 @@
         </w:tc>
         <w:tc>
           <w:tcPr>
-            <w:tcW w:type="dxa" w:w="4100"/>
+            <w:tcW w:type="dxa" w:w="4410"/>
             <w:shd w:fill="EDF2F7" w:color="auto" w:val="clear"/>
             <w:tcMar>
               <w:top w:type="dxa" w:w="60"/>
@@ -164,8 +165,8 @@
                 <w:i w:val="false"/>
                 <w:iCs w:val="false"/>
                 <w:color w:val="2D3748"/>
-                <w:sz w:val="20"/>
-                <w:szCs w:val="20"/>
+                <w:sz w:val="18"/>
+                <w:szCs w:val="18"/>
               </w:rPr>
               <w:t xml:space="preserve">Función</w:t>
             </w:r>
@@ -191,8 +192,8 @@
                 <w:i w:val="false"/>
                 <w:iCs w:val="false"/>
                 <w:color w:val="2D3748"/>
-                <w:sz w:val="20"/>
-                <w:szCs w:val="20"/>
+                <w:sz w:val="18"/>
+                <w:szCs w:val="18"/>
               </w:rPr>
               <w:t xml:space="preserve">Cant.</w:t>
             </w:r>
@@ -200,7 +201,7 @@
         </w:tc>
         <w:tc>
           <w:tcPr>
-            <w:tcW w:type="dxa" w:w="2440"/>
+            <w:tcW w:type="dxa" w:w="1450"/>
             <w:shd w:fill="EDF2F7" w:color="auto" w:val="clear"/>
             <w:tcMar>
               <w:top w:type="dxa" w:w="60"/>
@@ -218,8 +219,8 @@
                 <w:i w:val="false"/>
                 <w:iCs w:val="false"/>
                 <w:color w:val="2D3748"/>
-                <w:sz w:val="20"/>
-                <w:szCs w:val="20"/>
+                <w:sz w:val="18"/>
+                <w:szCs w:val="18"/>
               </w:rPr>
               <w:t xml:space="preserve">Link y precio (completar)</w:t>
             </w:r>
@@ -227,9 +228,12 @@
         </w:tc>
       </w:tr>
       <w:tr>
-        <w:tc>
-          <w:tcPr>
-            <w:tcW w:type="dxa" w:w="2500"/>
+        <w:trPr>
+          <w:cantSplit/>
+        </w:trPr>
+        <w:tc>
+          <w:tcPr>
+            <w:tcW w:type="dxa" w:w="2350"/>
             <w:tcMar>
               <w:top w:type="dxa" w:w="60"/>
               <w:left w:type="dxa" w:w="90"/>
@@ -246,8 +250,8 @@
                 <w:i w:val="false"/>
                 <w:iCs w:val="false"/>
                 <w:color w:val="2D3748"/>
-                <w:sz w:val="20"/>
-                <w:szCs w:val="20"/>
+                <w:sz w:val="18"/>
+                <w:szCs w:val="18"/>
               </w:rPr>
               <w:t xml:space="preserve">ESP32 (NodeMCU / WROOM-32)</w:t>
             </w:r>
@@ -255,25 +259,25 @@
         </w:tc>
         <w:tc>
           <w:tcPr>
-            <w:tcW w:type="dxa" w:w="4100"/>
-            <w:tcMar>
-              <w:top w:type="dxa" w:w="60"/>
-              <w:left w:type="dxa" w:w="90"/>
-              <w:bottom w:type="dxa" w:w="60"/>
-              <w:right w:type="dxa" w:w="90"/>
-            </w:tcMar>
-            <w:vAlign w:val="center"/>
-          </w:tcPr>
-          <w:p>
-            <w:r>
-              <w:rPr>
-                <w:b w:val="false"/>
-                <w:bCs w:val="false"/>
-                <w:i w:val="false"/>
-                <w:iCs w:val="false"/>
-                <w:color w:val="2D3748"/>
-                <w:sz w:val="20"/>
-                <w:szCs w:val="20"/>
+            <w:tcW w:type="dxa" w:w="4410"/>
+            <w:tcMar>
+              <w:top w:type="dxa" w:w="60"/>
+              <w:left w:type="dxa" w:w="90"/>
+              <w:bottom w:type="dxa" w:w="60"/>
+              <w:right w:type="dxa" w:w="90"/>
+            </w:tcMar>
+            <w:vAlign w:val="center"/>
+          </w:tcPr>
+          <w:p>
+            <w:r>
+              <w:rPr>
+                <w:b w:val="false"/>
+                <w:bCs w:val="false"/>
+                <w:i w:val="false"/>
+                <w:iCs w:val="false"/>
+                <w:color w:val="2D3748"/>
+                <w:sz w:val="18"/>
+                <w:szCs w:val="18"/>
               </w:rPr>
               <w:t xml:space="preserve">El cerebro del sistema. Recibe las órdenes por WiFi y dispara los relés. Opera a 3.3V.</w:t>
             </w:r>
@@ -298,8 +302,8 @@
                 <w:i w:val="false"/>
                 <w:iCs w:val="false"/>
                 <w:color w:val="2D3748"/>
-                <w:sz w:val="20"/>
-                <w:szCs w:val="20"/>
+                <w:sz w:val="18"/>
+                <w:szCs w:val="18"/>
               </w:rPr>
               <w:t xml:space="preserve">1</w:t>
             </w:r>
@@ -307,25 +311,25 @@
         </w:tc>
         <w:tc>
           <w:tcPr>
-            <w:tcW w:type="dxa" w:w="2440"/>
-            <w:tcMar>
-              <w:top w:type="dxa" w:w="60"/>
-              <w:left w:type="dxa" w:w="90"/>
-              <w:bottom w:type="dxa" w:w="60"/>
-              <w:right w:type="dxa" w:w="90"/>
-            </w:tcMar>
-            <w:vAlign w:val="center"/>
-          </w:tcPr>
-          <w:p>
-            <w:r>
-              <w:rPr>
-                <w:b w:val="false"/>
-                <w:bCs w:val="false"/>
-                <w:i w:val="false"/>
-                <w:iCs w:val="false"/>
-                <w:color w:val="2D3748"/>
-                <w:sz w:val="20"/>
-                <w:szCs w:val="20"/>
+            <w:tcW w:type="dxa" w:w="1450"/>
+            <w:tcMar>
+              <w:top w:type="dxa" w:w="60"/>
+              <w:left w:type="dxa" w:w="90"/>
+              <w:bottom w:type="dxa" w:w="60"/>
+              <w:right w:type="dxa" w:w="90"/>
+            </w:tcMar>
+            <w:vAlign w:val="center"/>
+          </w:tcPr>
+          <w:p>
+            <w:r>
+              <w:rPr>
+                <w:b w:val="false"/>
+                <w:bCs w:val="false"/>
+                <w:i w:val="false"/>
+                <w:iCs w:val="false"/>
+                <w:color w:val="2D3748"/>
+                <w:sz w:val="18"/>
+                <w:szCs w:val="18"/>
               </w:rPr>
               <w:t xml:space="preserve"/>
             </w:r>
@@ -333,9 +337,12 @@
         </w:tc>
       </w:tr>
       <w:tr>
-        <w:tc>
-          <w:tcPr>
-            <w:tcW w:type="dxa" w:w="2500"/>
+        <w:trPr>
+          <w:cantSplit/>
+        </w:trPr>
+        <w:tc>
+          <w:tcPr>
+            <w:tcW w:type="dxa" w:w="2350"/>
             <w:tcMar>
               <w:top w:type="dxa" w:w="60"/>
               <w:left w:type="dxa" w:w="90"/>
@@ -352,8 +359,8 @@
                 <w:i w:val="false"/>
                 <w:iCs w:val="false"/>
                 <w:color w:val="2D3748"/>
-                <w:sz w:val="20"/>
-                <w:szCs w:val="20"/>
+                <w:sz w:val="18"/>
+                <w:szCs w:val="18"/>
               </w:rPr>
               <w:t xml:space="preserve">Módulo relé 2 canales (5V, activo-bajo) + módulo relé individual (5V, activo-alto)</w:t>
             </w:r>
@@ -361,25 +368,25 @@
         </w:tc>
         <w:tc>
           <w:tcPr>
-            <w:tcW w:type="dxa" w:w="4100"/>
-            <w:tcMar>
-              <w:top w:type="dxa" w:w="60"/>
-              <w:left w:type="dxa" w:w="90"/>
-              <w:bottom w:type="dxa" w:w="60"/>
-              <w:right w:type="dxa" w:w="90"/>
-            </w:tcMar>
-            <w:vAlign w:val="center"/>
-          </w:tcPr>
-          <w:p>
-            <w:r>
-              <w:rPr>
-                <w:b w:val="false"/>
-                <w:bCs w:val="false"/>
-                <w:i w:val="false"/>
-                <w:iCs w:val="false"/>
-                <w:color w:val="2D3748"/>
-                <w:sz w:val="20"/>
-                <w:szCs w:val="20"/>
+            <w:tcW w:type="dxa" w:w="4410"/>
+            <w:tcMar>
+              <w:top w:type="dxa" w:w="60"/>
+              <w:left w:type="dxa" w:w="90"/>
+              <w:bottom w:type="dxa" w:w="60"/>
+              <w:right w:type="dxa" w:w="90"/>
+            </w:tcMar>
+            <w:vAlign w:val="center"/>
+          </w:tcPr>
+          <w:p>
+            <w:r>
+              <w:rPr>
+                <w:b w:val="false"/>
+                <w:bCs w:val="false"/>
+                <w:i w:val="false"/>
+                <w:iCs w:val="false"/>
+                <w:color w:val="2D3748"/>
+                <w:sz w:val="18"/>
+                <w:szCs w:val="18"/>
               </w:rPr>
               <w:t xml:space="preserve">Simulan los pulsadores físicos: el de 2 canales para Marcha y Pausa, el individual para Retroceder. Van en paralelo a cada botón.</w:t>
             </w:r>
@@ -404,8 +411,8 @@
                 <w:i w:val="false"/>
                 <w:iCs w:val="false"/>
                 <w:color w:val="2D3748"/>
-                <w:sz w:val="20"/>
-                <w:szCs w:val="20"/>
+                <w:sz w:val="18"/>
+                <w:szCs w:val="18"/>
               </w:rPr>
               <w:t xml:space="preserve">1 + 1</w:t>
             </w:r>
@@ -413,25 +420,25 @@
         </w:tc>
         <w:tc>
           <w:tcPr>
-            <w:tcW w:type="dxa" w:w="2440"/>
-            <w:tcMar>
-              <w:top w:type="dxa" w:w="60"/>
-              <w:left w:type="dxa" w:w="90"/>
-              <w:bottom w:type="dxa" w:w="60"/>
-              <w:right w:type="dxa" w:w="90"/>
-            </w:tcMar>
-            <w:vAlign w:val="center"/>
-          </w:tcPr>
-          <w:p>
-            <w:r>
-              <w:rPr>
-                <w:b w:val="false"/>
-                <w:bCs w:val="false"/>
-                <w:i w:val="false"/>
-                <w:iCs w:val="false"/>
-                <w:color w:val="2D3748"/>
-                <w:sz w:val="20"/>
-                <w:szCs w:val="20"/>
+            <w:tcW w:type="dxa" w:w="1450"/>
+            <w:tcMar>
+              <w:top w:type="dxa" w:w="60"/>
+              <w:left w:type="dxa" w:w="90"/>
+              <w:bottom w:type="dxa" w:w="60"/>
+              <w:right w:type="dxa" w:w="90"/>
+            </w:tcMar>
+            <w:vAlign w:val="center"/>
+          </w:tcPr>
+          <w:p>
+            <w:r>
+              <w:rPr>
+                <w:b w:val="false"/>
+                <w:bCs w:val="false"/>
+                <w:i w:val="false"/>
+                <w:iCs w:val="false"/>
+                <w:color w:val="2D3748"/>
+                <w:sz w:val="18"/>
+                <w:szCs w:val="18"/>
               </w:rPr>
               <w:t xml:space="preserve"/>
             </w:r>
@@ -439,9 +446,12 @@
         </w:tc>
       </w:tr>
       <w:tr>
-        <w:tc>
-          <w:tcPr>
-            <w:tcW w:type="dxa" w:w="2500"/>
+        <w:trPr>
+          <w:cantSplit/>
+        </w:trPr>
+        <w:tc>
+          <w:tcPr>
+            <w:tcW w:type="dxa" w:w="2350"/>
             <w:tcMar>
               <w:top w:type="dxa" w:w="60"/>
               <w:left w:type="dxa" w:w="90"/>
@@ -458,8 +468,8 @@
                 <w:i w:val="false"/>
                 <w:iCs w:val="false"/>
                 <w:color w:val="2D3748"/>
-                <w:sz w:val="20"/>
-                <w:szCs w:val="20"/>
+                <w:sz w:val="18"/>
+                <w:szCs w:val="18"/>
               </w:rPr>
               <w:t>Módulo fuente HLK-5M05 (220V→5V, 1A)</w:t>
             </w:r>
@@ -467,25 +477,25 @@
         </w:tc>
         <w:tc>
           <w:tcPr>
-            <w:tcW w:type="dxa" w:w="4100"/>
-            <w:tcMar>
-              <w:top w:type="dxa" w:w="60"/>
-              <w:left w:type="dxa" w:w="90"/>
-              <w:bottom w:type="dxa" w:w="60"/>
-              <w:right w:type="dxa" w:w="90"/>
-            </w:tcMar>
-            <w:vAlign w:val="center"/>
-          </w:tcPr>
-          <w:p>
-            <w:r>
-              <w:rPr>
-                <w:b w:val="false"/>
-                <w:bCs w:val="false"/>
-                <w:i w:val="false"/>
-                <w:iCs w:val="false"/>
-                <w:color w:val="2D3748"/>
-                <w:sz w:val="20"/>
-                <w:szCs w:val="20"/>
+            <w:tcW w:type="dxa" w:w="4410"/>
+            <w:tcMar>
+              <w:top w:type="dxa" w:w="60"/>
+              <w:left w:type="dxa" w:w="90"/>
+              <w:bottom w:type="dxa" w:w="60"/>
+              <w:right w:type="dxa" w:w="90"/>
+            </w:tcMar>
+            <w:vAlign w:val="center"/>
+          </w:tcPr>
+          <w:p>
+            <w:r>
+              <w:rPr>
+                <w:b w:val="false"/>
+                <w:bCs w:val="false"/>
+                <w:i w:val="false"/>
+                <w:iCs w:val="false"/>
+                <w:color w:val="2D3748"/>
+                <w:sz w:val="18"/>
+                <w:szCs w:val="18"/>
               </w:rPr>
               <w:t>Alimenta el ESP32, los relés y el sensado. Es una fuente propia, independiente del telar.</w:t>
             </w:r>
@@ -510,8 +520,8 @@
                 <w:i w:val="false"/>
                 <w:iCs w:val="false"/>
                 <w:color w:val="2D3748"/>
-                <w:sz w:val="20"/>
-                <w:szCs w:val="20"/>
+                <w:sz w:val="18"/>
+                <w:szCs w:val="18"/>
               </w:rPr>
               <w:t xml:space="preserve">1</w:t>
             </w:r>
@@ -519,25 +529,25 @@
         </w:tc>
         <w:tc>
           <w:tcPr>
-            <w:tcW w:type="dxa" w:w="2440"/>
-            <w:tcMar>
-              <w:top w:type="dxa" w:w="60"/>
-              <w:left w:type="dxa" w:w="90"/>
-              <w:bottom w:type="dxa" w:w="60"/>
-              <w:right w:type="dxa" w:w="90"/>
-            </w:tcMar>
-            <w:vAlign w:val="center"/>
-          </w:tcPr>
-          <w:p>
-            <w:r>
-              <w:rPr>
-                <w:b w:val="false"/>
-                <w:bCs w:val="false"/>
-                <w:i w:val="false"/>
-                <w:iCs w:val="false"/>
-                <w:color w:val="2D3748"/>
-                <w:sz w:val="20"/>
-                <w:szCs w:val="20"/>
+            <w:tcW w:type="dxa" w:w="1450"/>
+            <w:tcMar>
+              <w:top w:type="dxa" w:w="60"/>
+              <w:left w:type="dxa" w:w="90"/>
+              <w:bottom w:type="dxa" w:w="60"/>
+              <w:right w:type="dxa" w:w="90"/>
+            </w:tcMar>
+            <w:vAlign w:val="center"/>
+          </w:tcPr>
+          <w:p>
+            <w:r>
+              <w:rPr>
+                <w:b w:val="false"/>
+                <w:bCs w:val="false"/>
+                <w:i w:val="false"/>
+                <w:iCs w:val="false"/>
+                <w:color w:val="2D3748"/>
+                <w:sz w:val="18"/>
+                <w:szCs w:val="18"/>
               </w:rPr>
               <w:t xml:space="preserve"/>
             </w:r>
@@ -545,9 +555,12 @@
         </w:tc>
       </w:tr>
       <w:tr>
-        <w:tc>
-          <w:tcPr>
-            <w:tcW w:type="dxa" w:w="2500"/>
+        <w:trPr>
+          <w:cantSplit/>
+        </w:trPr>
+        <w:tc>
+          <w:tcPr>
+            <w:tcW w:type="dxa" w:w="2350"/>
             <w:tcMar>
               <w:top w:type="dxa" w:w="60"/>
               <w:left w:type="dxa" w:w="90"/>
@@ -564,8 +577,8 @@
                 <w:i w:val="false"/>
                 <w:iCs w:val="false"/>
                 <w:color w:val="2D3748"/>
-                <w:sz w:val="20"/>
-                <w:szCs w:val="20"/>
+                <w:sz w:val="18"/>
+                <w:szCs w:val="18"/>
               </w:rPr>
               <w:t>Fusible lento 1A + portafusible</w:t>
             </w:r>
@@ -573,25 +586,25 @@
         </w:tc>
         <w:tc>
           <w:tcPr>
-            <w:tcW w:type="dxa" w:w="4100"/>
-            <w:tcMar>
-              <w:top w:type="dxa" w:w="60"/>
-              <w:left w:type="dxa" w:w="90"/>
-              <w:bottom w:type="dxa" w:w="60"/>
-              <w:right w:type="dxa" w:w="90"/>
-            </w:tcMar>
-            <w:vAlign w:val="center"/>
-          </w:tcPr>
-          <w:p>
-            <w:r>
-              <w:rPr>
-                <w:b w:val="false"/>
-                <w:bCs w:val="false"/>
-                <w:i w:val="false"/>
-                <w:iCs w:val="false"/>
-                <w:color w:val="2D3748"/>
-                <w:sz w:val="20"/>
-                <w:szCs w:val="20"/>
+            <w:tcW w:type="dxa" w:w="4410"/>
+            <w:tcMar>
+              <w:top w:type="dxa" w:w="60"/>
+              <w:left w:type="dxa" w:w="90"/>
+              <w:bottom w:type="dxa" w:w="60"/>
+              <w:right w:type="dxa" w:w="90"/>
+            </w:tcMar>
+            <w:vAlign w:val="center"/>
+          </w:tcPr>
+          <w:p>
+            <w:r>
+              <w:rPr>
+                <w:b w:val="false"/>
+                <w:bCs w:val="false"/>
+                <w:i w:val="false"/>
+                <w:iCs w:val="false"/>
+                <w:color w:val="2D3748"/>
+                <w:sz w:val="18"/>
+                <w:szCs w:val="18"/>
               </w:rPr>
               <w:t>Protege la entrada de 220V del módulo de fuente (valor que indica su datasheet).</w:t>
             </w:r>
@@ -616,8 +629,8 @@
                 <w:i w:val="false"/>
                 <w:iCs w:val="false"/>
                 <w:color w:val="2D3748"/>
-                <w:sz w:val="20"/>
-                <w:szCs w:val="20"/>
+                <w:sz w:val="18"/>
+                <w:szCs w:val="18"/>
               </w:rPr>
               <w:t xml:space="preserve">1</w:t>
             </w:r>
@@ -625,25 +638,25 @@
         </w:tc>
         <w:tc>
           <w:tcPr>
-            <w:tcW w:type="dxa" w:w="2440"/>
-            <w:tcMar>
-              <w:top w:type="dxa" w:w="60"/>
-              <w:left w:type="dxa" w:w="90"/>
-              <w:bottom w:type="dxa" w:w="60"/>
-              <w:right w:type="dxa" w:w="90"/>
-            </w:tcMar>
-            <w:vAlign w:val="center"/>
-          </w:tcPr>
-          <w:p>
-            <w:r>
-              <w:rPr>
-                <w:b w:val="false"/>
-                <w:bCs w:val="false"/>
-                <w:i w:val="false"/>
-                <w:iCs w:val="false"/>
-                <w:color w:val="2D3748"/>
-                <w:sz w:val="20"/>
-                <w:szCs w:val="20"/>
+            <w:tcW w:type="dxa" w:w="1450"/>
+            <w:tcMar>
+              <w:top w:type="dxa" w:w="60"/>
+              <w:left w:type="dxa" w:w="90"/>
+              <w:bottom w:type="dxa" w:w="60"/>
+              <w:right w:type="dxa" w:w="90"/>
+            </w:tcMar>
+            <w:vAlign w:val="center"/>
+          </w:tcPr>
+          <w:p>
+            <w:r>
+              <w:rPr>
+                <w:b w:val="false"/>
+                <w:bCs w:val="false"/>
+                <w:i w:val="false"/>
+                <w:iCs w:val="false"/>
+                <w:color w:val="2D3748"/>
+                <w:sz w:val="18"/>
+                <w:szCs w:val="18"/>
               </w:rPr>
               <w:t xml:space="preserve"/>
             </w:r>
@@ -651,9 +664,12 @@
         </w:tc>
       </w:tr>
       <w:tr>
-        <w:tc>
-          <w:tcPr>
-            <w:tcW w:type="dxa" w:w="2500"/>
+        <w:trPr>
+          <w:cantSplit/>
+        </w:trPr>
+        <w:tc>
+          <w:tcPr>
+            <w:tcW w:type="dxa" w:w="2350"/>
             <w:tcMar>
               <w:top w:type="dxa" w:w="60"/>
               <w:left w:type="dxa" w:w="90"/>
@@ -670,8 +686,8 @@
                 <w:i w:val="false"/>
                 <w:iCs w:val="false"/>
                 <w:color w:val="2D3748"/>
-                <w:sz w:val="20"/>
-                <w:szCs w:val="20"/>
+                <w:sz w:val="18"/>
+                <w:szCs w:val="18"/>
               </w:rPr>
               <w:t>Optoacoplador PC817</w:t>
             </w:r>
@@ -679,25 +695,25 @@
         </w:tc>
         <w:tc>
           <w:tcPr>
-            <w:tcW w:type="dxa" w:w="4100"/>
-            <w:tcMar>
-              <w:top w:type="dxa" w:w="60"/>
-              <w:left w:type="dxa" w:w="90"/>
-              <w:bottom w:type="dxa" w:w="60"/>
-              <w:right w:type="dxa" w:w="90"/>
-            </w:tcMar>
-            <w:vAlign w:val="center"/>
-          </w:tcPr>
-          <w:p>
-            <w:r>
-              <w:rPr>
-                <w:b w:val="false"/>
-                <w:bCs w:val="false"/>
-                <w:i w:val="false"/>
-                <w:iCs w:val="false"/>
-                <w:color w:val="2D3748"/>
-                <w:sz w:val="20"/>
-                <w:szCs w:val="20"/>
+            <w:tcW w:type="dxa" w:w="4410"/>
+            <w:tcMar>
+              <w:top w:type="dxa" w:w="60"/>
+              <w:left w:type="dxa" w:w="90"/>
+              <w:bottom w:type="dxa" w:w="60"/>
+              <w:right w:type="dxa" w:w="90"/>
+            </w:tcMar>
+            <w:vAlign w:val="center"/>
+          </w:tcPr>
+          <w:p>
+            <w:r>
+              <w:rPr>
+                <w:b w:val="false"/>
+                <w:bCs w:val="false"/>
+                <w:i w:val="false"/>
+                <w:iCs w:val="false"/>
+                <w:color w:val="2D3748"/>
+                <w:sz w:val="18"/>
+                <w:szCs w:val="18"/>
               </w:rPr>
               <w:t xml:space="preserve">Sensa (solo lectura) los botones Marcha, Pausa y Retroceder, aislando sus 24V AC del ESP32. Uno por botón.</w:t>
             </w:r>
@@ -722,8 +738,8 @@
                 <w:i w:val="false"/>
                 <w:iCs w:val="false"/>
                 <w:color w:val="2D3748"/>
-                <w:sz w:val="20"/>
-                <w:szCs w:val="20"/>
+                <w:sz w:val="18"/>
+                <w:szCs w:val="18"/>
               </w:rPr>
               <w:t xml:space="preserve">3</w:t>
             </w:r>
@@ -731,25 +747,25 @@
         </w:tc>
         <w:tc>
           <w:tcPr>
-            <w:tcW w:type="dxa" w:w="2440"/>
-            <w:tcMar>
-              <w:top w:type="dxa" w:w="60"/>
-              <w:left w:type="dxa" w:w="90"/>
-              <w:bottom w:type="dxa" w:w="60"/>
-              <w:right w:type="dxa" w:w="90"/>
-            </w:tcMar>
-            <w:vAlign w:val="center"/>
-          </w:tcPr>
-          <w:p>
-            <w:r>
-              <w:rPr>
-                <w:b w:val="false"/>
-                <w:bCs w:val="false"/>
-                <w:i w:val="false"/>
-                <w:iCs w:val="false"/>
-                <w:color w:val="2D3748"/>
-                <w:sz w:val="20"/>
-                <w:szCs w:val="20"/>
+            <w:tcW w:type="dxa" w:w="1450"/>
+            <w:tcMar>
+              <w:top w:type="dxa" w:w="60"/>
+              <w:left w:type="dxa" w:w="90"/>
+              <w:bottom w:type="dxa" w:w="60"/>
+              <w:right w:type="dxa" w:w="90"/>
+            </w:tcMar>
+            <w:vAlign w:val="center"/>
+          </w:tcPr>
+          <w:p>
+            <w:r>
+              <w:rPr>
+                <w:b w:val="false"/>
+                <w:bCs w:val="false"/>
+                <w:i w:val="false"/>
+                <w:iCs w:val="false"/>
+                <w:color w:val="2D3748"/>
+                <w:sz w:val="18"/>
+                <w:szCs w:val="18"/>
               </w:rPr>
               <w:t xml:space="preserve"/>
             </w:r>
@@ -757,9 +773,12 @@
         </w:tc>
       </w:tr>
       <w:tr>
-        <w:tc>
-          <w:tcPr>
-            <w:tcW w:type="dxa" w:w="2500"/>
+        <w:trPr>
+          <w:cantSplit/>
+        </w:trPr>
+        <w:tc>
+          <w:tcPr>
+            <w:tcW w:type="dxa" w:w="2350"/>
             <w:tcMar>
               <w:top w:type="dxa" w:w="60"/>
               <w:left w:type="dxa" w:w="90"/>
@@ -776,8 +795,8 @@
                 <w:i w:val="false"/>
                 <w:iCs w:val="false"/>
                 <w:color w:val="2D3748"/>
-                <w:sz w:val="20"/>
-                <w:szCs w:val="20"/>
+                <w:sz w:val="18"/>
+                <w:szCs w:val="18"/>
               </w:rPr>
               <w:t xml:space="preserve">Puente rectificador DB157 (1A) + capacitor electrolítico 22 µF 50 V</w:t>
             </w:r>
@@ -785,25 +804,25 @@
         </w:tc>
         <w:tc>
           <w:tcPr>
-            <w:tcW w:type="dxa" w:w="4100"/>
-            <w:tcMar>
-              <w:top w:type="dxa" w:w="60"/>
-              <w:left w:type="dxa" w:w="90"/>
-              <w:bottom w:type="dxa" w:w="60"/>
-              <w:right w:type="dxa" w:w="90"/>
-            </w:tcMar>
-            <w:vAlign w:val="center"/>
-          </w:tcPr>
-          <w:p>
-            <w:r>
-              <w:rPr>
-                <w:b w:val="false"/>
-                <w:bCs w:val="false"/>
-                <w:i w:val="false"/>
-                <w:iCs w:val="false"/>
-                <w:color w:val="2D3748"/>
-                <w:sz w:val="20"/>
-                <w:szCs w:val="20"/>
+            <w:tcW w:type="dxa" w:w="4410"/>
+            <w:tcMar>
+              <w:top w:type="dxa" w:w="60"/>
+              <w:left w:type="dxa" w:w="90"/>
+              <w:bottom w:type="dxa" w:w="60"/>
+              <w:right w:type="dxa" w:w="90"/>
+            </w:tcMar>
+            <w:vAlign w:val="center"/>
+          </w:tcPr>
+          <w:p>
+            <w:r>
+              <w:rPr>
+                <w:b w:val="false"/>
+                <w:bCs w:val="false"/>
+                <w:i w:val="false"/>
+                <w:iCs w:val="false"/>
+                <w:color w:val="2D3748"/>
+                <w:sz w:val="18"/>
+                <w:szCs w:val="18"/>
               </w:rPr>
               <w:t xml:space="preserve">El puente convierte el 24V AC de la botonera en continua y el capacitor mantiene encendido el LED del optoacoplador entre semiciclos: sin él, el sensado manda avisos solos, sin que nadie apriete nada.</w:t>
             </w:r>
@@ -828,8 +847,8 @@
                 <w:i w:val="false"/>
                 <w:iCs w:val="false"/>
                 <w:color w:val="2D3748"/>
-                <w:sz w:val="20"/>
-                <w:szCs w:val="20"/>
+                <w:sz w:val="18"/>
+                <w:szCs w:val="18"/>
               </w:rPr>
               <w:t xml:space="preserve">3 + 3</w:t>
             </w:r>
@@ -837,25 +856,25 @@
         </w:tc>
         <w:tc>
           <w:tcPr>
-            <w:tcW w:type="dxa" w:w="2440"/>
-            <w:tcMar>
-              <w:top w:type="dxa" w:w="60"/>
-              <w:left w:type="dxa" w:w="90"/>
-              <w:bottom w:type="dxa" w:w="60"/>
-              <w:right w:type="dxa" w:w="90"/>
-            </w:tcMar>
-            <w:vAlign w:val="center"/>
-          </w:tcPr>
-          <w:p>
-            <w:r>
-              <w:rPr>
-                <w:b w:val="false"/>
-                <w:bCs w:val="false"/>
-                <w:i w:val="false"/>
-                <w:iCs w:val="false"/>
-                <w:color w:val="2D3748"/>
-                <w:sz w:val="20"/>
-                <w:szCs w:val="20"/>
+            <w:tcW w:type="dxa" w:w="1450"/>
+            <w:tcMar>
+              <w:top w:type="dxa" w:w="60"/>
+              <w:left w:type="dxa" w:w="90"/>
+              <w:bottom w:type="dxa" w:w="60"/>
+              <w:right w:type="dxa" w:w="90"/>
+            </w:tcMar>
+            <w:vAlign w:val="center"/>
+          </w:tcPr>
+          <w:p>
+            <w:r>
+              <w:rPr>
+                <w:b w:val="false"/>
+                <w:bCs w:val="false"/>
+                <w:i w:val="false"/>
+                <w:iCs w:val="false"/>
+                <w:color w:val="2D3748"/>
+                <w:sz w:val="18"/>
+                <w:szCs w:val="18"/>
               </w:rPr>
               <w:t xml:space="preserve"/>
             </w:r>
@@ -863,9 +882,12 @@
         </w:tc>
       </w:tr>
       <w:tr>
-        <w:tc>
-          <w:tcPr>
-            <w:tcW w:type="dxa" w:w="2500"/>
+        <w:trPr>
+          <w:cantSplit/>
+        </w:trPr>
+        <w:tc>
+          <w:tcPr>
+            <w:tcW w:type="dxa" w:w="2350"/>
             <w:tcMar>
               <w:top w:type="dxa" w:w="60"/>
               <w:left w:type="dxa" w:w="90"/>
@@ -882,8 +904,8 @@
                 <w:i w:val="false"/>
                 <w:iCs w:val="false"/>
                 <w:color w:val="2D3748"/>
-                <w:sz w:val="20"/>
-                <w:szCs w:val="20"/>
+                <w:sz w:val="18"/>
+                <w:szCs w:val="18"/>
               </w:rPr>
               <w:t>Resistencia 2,2kΩ 1W</w:t>
             </w:r>
@@ -891,25 +913,25 @@
         </w:tc>
         <w:tc>
           <w:tcPr>
-            <w:tcW w:type="dxa" w:w="4100"/>
-            <w:tcMar>
-              <w:top w:type="dxa" w:w="60"/>
-              <w:left w:type="dxa" w:w="90"/>
-              <w:bottom w:type="dxa" w:w="60"/>
-              <w:right w:type="dxa" w:w="90"/>
-            </w:tcMar>
-            <w:vAlign w:val="center"/>
-          </w:tcPr>
-          <w:p>
-            <w:r>
-              <w:rPr>
-                <w:b w:val="false"/>
-                <w:bCs w:val="false"/>
-                <w:i w:val="false"/>
-                <w:iCs w:val="false"/>
-                <w:color w:val="2D3748"/>
-                <w:sz w:val="20"/>
-                <w:szCs w:val="20"/>
+            <w:tcW w:type="dxa" w:w="4410"/>
+            <w:tcMar>
+              <w:top w:type="dxa" w:w="60"/>
+              <w:left w:type="dxa" w:w="90"/>
+              <w:bottom w:type="dxa" w:w="60"/>
+              <w:right w:type="dxa" w:w="90"/>
+            </w:tcMar>
+            <w:vAlign w:val="center"/>
+          </w:tcPr>
+          <w:p>
+            <w:r>
+              <w:rPr>
+                <w:b w:val="false"/>
+                <w:bCs w:val="false"/>
+                <w:i w:val="false"/>
+                <w:iCs w:val="false"/>
+                <w:color w:val="2D3748"/>
+                <w:sz w:val="18"/>
+                <w:szCs w:val="18"/>
               </w:rPr>
               <w:t xml:space="preserve">Limita la corriente hacia el LED del optoacoplador. Con una botonera de 12 a 18 V va de 1,2 kΩ.</w:t>
             </w:r>
@@ -934,8 +956,8 @@
                 <w:i w:val="false"/>
                 <w:iCs w:val="false"/>
                 <w:color w:val="2D3748"/>
-                <w:sz w:val="20"/>
-                <w:szCs w:val="20"/>
+                <w:sz w:val="18"/>
+                <w:szCs w:val="18"/>
               </w:rPr>
               <w:t xml:space="preserve">3</w:t>
             </w:r>
@@ -943,25 +965,25 @@
         </w:tc>
         <w:tc>
           <w:tcPr>
-            <w:tcW w:type="dxa" w:w="2440"/>
-            <w:tcMar>
-              <w:top w:type="dxa" w:w="60"/>
-              <w:left w:type="dxa" w:w="90"/>
-              <w:bottom w:type="dxa" w:w="60"/>
-              <w:right w:type="dxa" w:w="90"/>
-            </w:tcMar>
-            <w:vAlign w:val="center"/>
-          </w:tcPr>
-          <w:p>
-            <w:r>
-              <w:rPr>
-                <w:b w:val="false"/>
-                <w:bCs w:val="false"/>
-                <w:i w:val="false"/>
-                <w:iCs w:val="false"/>
-                <w:color w:val="2D3748"/>
-                <w:sz w:val="20"/>
-                <w:szCs w:val="20"/>
+            <w:tcW w:type="dxa" w:w="1450"/>
+            <w:tcMar>
+              <w:top w:type="dxa" w:w="60"/>
+              <w:left w:type="dxa" w:w="90"/>
+              <w:bottom w:type="dxa" w:w="60"/>
+              <w:right w:type="dxa" w:w="90"/>
+            </w:tcMar>
+            <w:vAlign w:val="center"/>
+          </w:tcPr>
+          <w:p>
+            <w:r>
+              <w:rPr>
+                <w:b w:val="false"/>
+                <w:bCs w:val="false"/>
+                <w:i w:val="false"/>
+                <w:iCs w:val="false"/>
+                <w:color w:val="2D3748"/>
+                <w:sz w:val="18"/>
+                <w:szCs w:val="18"/>
               </w:rPr>
               <w:t xml:space="preserve"/>
             </w:r>
@@ -969,9 +991,12 @@
         </w:tc>
       </w:tr>
       <w:tr>
-        <w:tc>
-          <w:tcPr>
-            <w:tcW w:type="dxa" w:w="2500"/>
+        <w:trPr>
+          <w:cantSplit/>
+        </w:trPr>
+        <w:tc>
+          <w:tcPr>
+            <w:tcW w:type="dxa" w:w="2350"/>
             <w:tcMar>
               <w:top w:type="dxa" w:w="60"/>
               <w:left w:type="dxa" w:w="90"/>
@@ -988,8 +1013,8 @@
                 <w:i w:val="false"/>
                 <w:iCs w:val="false"/>
                 <w:color w:val="2D3748"/>
-                <w:sz w:val="20"/>
-                <w:szCs w:val="20"/>
+                <w:sz w:val="18"/>
+                <w:szCs w:val="18"/>
               </w:rPr>
               <w:t xml:space="preserve">Resistencias 10kΩ 1/4W</w:t>
             </w:r>
@@ -997,25 +1022,25 @@
         </w:tc>
         <w:tc>
           <w:tcPr>
-            <w:tcW w:type="dxa" w:w="4100"/>
-            <w:tcMar>
-              <w:top w:type="dxa" w:w="60"/>
-              <w:left w:type="dxa" w:w="90"/>
-              <w:bottom w:type="dxa" w:w="60"/>
-              <w:right w:type="dxa" w:w="90"/>
-            </w:tcMar>
-            <w:vAlign w:val="center"/>
-          </w:tcPr>
-          <w:p>
-            <w:r>
-              <w:rPr>
-                <w:b w:val="false"/>
-                <w:bCs w:val="false"/>
-                <w:i w:val="false"/>
-                <w:iCs w:val="false"/>
-                <w:color w:val="2D3748"/>
-                <w:sz w:val="20"/>
-                <w:szCs w:val="20"/>
+            <w:tcW w:type="dxa" w:w="4410"/>
+            <w:tcMar>
+              <w:top w:type="dxa" w:w="60"/>
+              <w:left w:type="dxa" w:w="90"/>
+              <w:bottom w:type="dxa" w:w="60"/>
+              <w:right w:type="dxa" w:w="90"/>
+            </w:tcMar>
+            <w:vAlign w:val="center"/>
+          </w:tcPr>
+          <w:p>
+            <w:r>
+              <w:rPr>
+                <w:b w:val="false"/>
+                <w:bCs w:val="false"/>
+                <w:i w:val="false"/>
+                <w:iCs w:val="false"/>
+                <w:color w:val="2D3748"/>
+                <w:sz w:val="18"/>
+                <w:szCs w:val="18"/>
               </w:rPr>
               <w:t xml:space="preserve">Arranque seguro y lectura del sensado: pull-up a 3,3 V en GPIO 25 y 26 y en los 3 de sensado; la de GPIO 27 va a GND porque su módulo es activo-alto.</w:t>
             </w:r>
@@ -1040,8 +1065,8 @@
                 <w:i w:val="false"/>
                 <w:iCs w:val="false"/>
                 <w:color w:val="2D3748"/>
-                <w:sz w:val="20"/>
-                <w:szCs w:val="20"/>
+                <w:sz w:val="18"/>
+                <w:szCs w:val="18"/>
               </w:rPr>
               <w:t xml:space="preserve">6</w:t>
             </w:r>
@@ -1049,25 +1074,25 @@
         </w:tc>
         <w:tc>
           <w:tcPr>
-            <w:tcW w:type="dxa" w:w="2440"/>
-            <w:tcMar>
-              <w:top w:type="dxa" w:w="60"/>
-              <w:left w:type="dxa" w:w="90"/>
-              <w:bottom w:type="dxa" w:w="60"/>
-              <w:right w:type="dxa" w:w="90"/>
-            </w:tcMar>
-            <w:vAlign w:val="center"/>
-          </w:tcPr>
-          <w:p>
-            <w:r>
-              <w:rPr>
-                <w:b w:val="false"/>
-                <w:bCs w:val="false"/>
-                <w:i w:val="false"/>
-                <w:iCs w:val="false"/>
-                <w:color w:val="2D3748"/>
-                <w:sz w:val="20"/>
-                <w:szCs w:val="20"/>
+            <w:tcW w:type="dxa" w:w="1450"/>
+            <w:tcMar>
+              <w:top w:type="dxa" w:w="60"/>
+              <w:left w:type="dxa" w:w="90"/>
+              <w:bottom w:type="dxa" w:w="60"/>
+              <w:right w:type="dxa" w:w="90"/>
+            </w:tcMar>
+            <w:vAlign w:val="center"/>
+          </w:tcPr>
+          <w:p>
+            <w:r>
+              <w:rPr>
+                <w:b w:val="false"/>
+                <w:bCs w:val="false"/>
+                <w:i w:val="false"/>
+                <w:iCs w:val="false"/>
+                <w:color w:val="2D3748"/>
+                <w:sz w:val="18"/>
+                <w:szCs w:val="18"/>
               </w:rPr>
               <w:t xml:space="preserve"/>
             </w:r>
@@ -1075,9 +1100,12 @@
         </w:tc>
       </w:tr>
       <w:tr>
-        <w:tc>
-          <w:tcPr>
-            <w:tcW w:type="dxa" w:w="2500"/>
+        <w:trPr>
+          <w:cantSplit/>
+        </w:trPr>
+        <w:tc>
+          <w:tcPr>
+            <w:tcW w:type="dxa" w:w="2350"/>
             <w:tcMar>
               <w:top w:type="dxa" w:w="60"/>
               <w:left w:type="dxa" w:w="90"/>
@@ -1094,8 +1122,8 @@
                 <w:i w:val="false"/>
                 <w:iCs w:val="false"/>
                 <w:color w:val="2D3748"/>
-                <w:sz w:val="20"/>
-                <w:szCs w:val="20"/>
+                <w:sz w:val="18"/>
+                <w:szCs w:val="18"/>
               </w:rPr>
               <w:t xml:space="preserve">Capacitores: cerámicos 100nF + electrolítico 470 µF</w:t>
             </w:r>
@@ -1103,25 +1131,25 @@
         </w:tc>
         <w:tc>
           <w:tcPr>
-            <w:tcW w:type="dxa" w:w="4100"/>
-            <w:tcMar>
-              <w:top w:type="dxa" w:w="60"/>
-              <w:left w:type="dxa" w:w="90"/>
-              <w:bottom w:type="dxa" w:w="60"/>
-              <w:right w:type="dxa" w:w="90"/>
-            </w:tcMar>
-            <w:vAlign w:val="center"/>
-          </w:tcPr>
-          <w:p>
-            <w:r>
-              <w:rPr>
-                <w:b w:val="false"/>
-                <w:bCs w:val="false"/>
-                <w:i w:val="false"/>
-                <w:iCs w:val="false"/>
-                <w:color w:val="2D3748"/>
-                <w:sz w:val="20"/>
-                <w:szCs w:val="20"/>
+            <w:tcW w:type="dxa" w:w="4410"/>
+            <w:tcMar>
+              <w:top w:type="dxa" w:w="60"/>
+              <w:left w:type="dxa" w:w="90"/>
+              <w:bottom w:type="dxa" w:w="60"/>
+              <w:right w:type="dxa" w:w="90"/>
+            </w:tcMar>
+            <w:vAlign w:val="center"/>
+          </w:tcPr>
+          <w:p>
+            <w:r>
+              <w:rPr>
+                <w:b w:val="false"/>
+                <w:bCs w:val="false"/>
+                <w:i w:val="false"/>
+                <w:iCs w:val="false"/>
+                <w:color w:val="2D3748"/>
+                <w:sz w:val="18"/>
+                <w:szCs w:val="18"/>
               </w:rPr>
               <w:t xml:space="preserve">Los de 100 nF filtran el ruido junto a cada módulo; el de 470 µF sostiene los 5 V cuando engancha una bobina de relé.</w:t>
             </w:r>
@@ -1146,8 +1174,8 @@
                 <w:i w:val="false"/>
                 <w:iCs w:val="false"/>
                 <w:color w:val="2D3748"/>
-                <w:sz w:val="20"/>
-                <w:szCs w:val="20"/>
+                <w:sz w:val="18"/>
+                <w:szCs w:val="18"/>
               </w:rPr>
               <w:t xml:space="preserve">3 + 1</w:t>
             </w:r>
@@ -1155,25 +1183,25 @@
         </w:tc>
         <w:tc>
           <w:tcPr>
-            <w:tcW w:type="dxa" w:w="2440"/>
-            <w:tcMar>
-              <w:top w:type="dxa" w:w="60"/>
-              <w:left w:type="dxa" w:w="90"/>
-              <w:bottom w:type="dxa" w:w="60"/>
-              <w:right w:type="dxa" w:w="90"/>
-            </w:tcMar>
-            <w:vAlign w:val="center"/>
-          </w:tcPr>
-          <w:p>
-            <w:r>
-              <w:rPr>
-                <w:b w:val="false"/>
-                <w:bCs w:val="false"/>
-                <w:i w:val="false"/>
-                <w:iCs w:val="false"/>
-                <w:color w:val="2D3748"/>
-                <w:sz w:val="20"/>
-                <w:szCs w:val="20"/>
+            <w:tcW w:type="dxa" w:w="1450"/>
+            <w:tcMar>
+              <w:top w:type="dxa" w:w="60"/>
+              <w:left w:type="dxa" w:w="90"/>
+              <w:bottom w:type="dxa" w:w="60"/>
+              <w:right w:type="dxa" w:w="90"/>
+            </w:tcMar>
+            <w:vAlign w:val="center"/>
+          </w:tcPr>
+          <w:p>
+            <w:r>
+              <w:rPr>
+                <w:b w:val="false"/>
+                <w:bCs w:val="false"/>
+                <w:i w:val="false"/>
+                <w:iCs w:val="false"/>
+                <w:color w:val="2D3748"/>
+                <w:sz w:val="18"/>
+                <w:szCs w:val="18"/>
               </w:rPr>
               <w:t xml:space="preserve"/>
             </w:r>
@@ -1181,9 +1209,12 @@
         </w:tc>
       </w:tr>
       <w:tr>
-        <w:tc>
-          <w:tcPr>
-            <w:tcW w:type="dxa" w:w="2500"/>
+        <w:trPr>
+          <w:cantSplit/>
+        </w:trPr>
+        <w:tc>
+          <w:tcPr>
+            <w:tcW w:type="dxa" w:w="2350"/>
             <w:tcMar>
               <w:top w:type="dxa" w:w="60"/>
               <w:left w:type="dxa" w:w="90"/>
@@ -1200,8 +1231,8 @@
                 <w:i w:val="false"/>
                 <w:iCs w:val="false"/>
                 <w:color w:val="2D3748"/>
-                <w:sz w:val="20"/>
-                <w:szCs w:val="20"/>
+                <w:sz w:val="18"/>
+                <w:szCs w:val="18"/>
               </w:rPr>
               <w:t xml:space="preserve">Caja IP65, prensacables, cable multifilar sin blindaje, placas perforadas, la plaqueta impresa del sensado y borneras</w:t>
             </w:r>
@@ -1209,25 +1240,25 @@
         </w:tc>
         <w:tc>
           <w:tcPr>
-            <w:tcW w:type="dxa" w:w="4100"/>
-            <w:tcMar>
-              <w:top w:type="dxa" w:w="60"/>
-              <w:left w:type="dxa" w:w="90"/>
-              <w:bottom w:type="dxa" w:w="60"/>
-              <w:right w:type="dxa" w:w="90"/>
-            </w:tcMar>
-            <w:vAlign w:val="center"/>
-          </w:tcPr>
-          <w:p>
-            <w:r>
-              <w:rPr>
-                <w:b w:val="false"/>
-                <w:bCs w:val="false"/>
-                <w:i w:val="false"/>
-                <w:iCs w:val="false"/>
-                <w:color w:val="2D3748"/>
-                <w:sz w:val="20"/>
-                <w:szCs w:val="20"/>
+            <w:tcW w:type="dxa" w:w="4410"/>
+            <w:tcMar>
+              <w:top w:type="dxa" w:w="60"/>
+              <w:left w:type="dxa" w:w="90"/>
+              <w:bottom w:type="dxa" w:w="60"/>
+              <w:right w:type="dxa" w:w="90"/>
+            </w:tcMar>
+            <w:vAlign w:val="center"/>
+          </w:tcPr>
+          <w:p>
+            <w:r>
+              <w:rPr>
+                <w:b w:val="false"/>
+                <w:bCs w:val="false"/>
+                <w:i w:val="false"/>
+                <w:iCs w:val="false"/>
+                <w:color w:val="2D3748"/>
+                <w:sz w:val="18"/>
+                <w:szCs w:val="18"/>
               </w:rPr>
               <w:t>Gabinete estanco y conexionado hacia la botonera del telar.</w:t>
             </w:r>
@@ -1252,8 +1283,8 @@
                 <w:i w:val="false"/>
                 <w:iCs w:val="false"/>
                 <w:color w:val="2D3748"/>
-                <w:sz w:val="20"/>
-                <w:szCs w:val="20"/>
+                <w:sz w:val="18"/>
+                <w:szCs w:val="18"/>
               </w:rPr>
               <w:t xml:space="preserve">según armado</w:t>
             </w:r>
@@ -1261,25 +1292,25 @@
         </w:tc>
         <w:tc>
           <w:tcPr>
-            <w:tcW w:type="dxa" w:w="2440"/>
-            <w:tcMar>
-              <w:top w:type="dxa" w:w="60"/>
-              <w:left w:type="dxa" w:w="90"/>
-              <w:bottom w:type="dxa" w:w="60"/>
-              <w:right w:type="dxa" w:w="90"/>
-            </w:tcMar>
-            <w:vAlign w:val="center"/>
-          </w:tcPr>
-          <w:p>
-            <w:r>
-              <w:rPr>
-                <w:b w:val="false"/>
-                <w:bCs w:val="false"/>
-                <w:i w:val="false"/>
-                <w:iCs w:val="false"/>
-                <w:color w:val="2D3748"/>
-                <w:sz w:val="20"/>
-                <w:szCs w:val="20"/>
+            <w:tcW w:type="dxa" w:w="1450"/>
+            <w:tcMar>
+              <w:top w:type="dxa" w:w="60"/>
+              <w:left w:type="dxa" w:w="90"/>
+              <w:bottom w:type="dxa" w:w="60"/>
+              <w:right w:type="dxa" w:w="90"/>
+            </w:tcMar>
+            <w:vAlign w:val="center"/>
+          </w:tcPr>
+          <w:p>
+            <w:r>
+              <w:rPr>
+                <w:b w:val="false"/>
+                <w:bCs w:val="false"/>
+                <w:i w:val="false"/>
+                <w:iCs w:val="false"/>
+                <w:color w:val="2D3748"/>
+                <w:sz w:val="18"/>
+                <w:szCs w:val="18"/>
               </w:rPr>
               <w:t xml:space="preserve"/>
             </w:r>
@@ -1288,13 +1319,10 @@
       </w:tr>
     </w:tbl>
     <w:p>
-      <w:r>
-        <w:br w:type="page"/>
-      </w:r>
-    </w:p>
-    <w:p>
       <w:pPr>
         <w:pStyle w:val="Heading1"/>
+        <w:keepNext/>
+        <w:pageBreakBefore/>
         <w:spacing w:after="120" w:before="240"/>
       </w:pPr>
       <w:r>
@@ -1325,6 +1353,7 @@
     <w:p>
       <w:pPr>
         <w:pStyle w:val="Heading2"/>
+        <w:keepNext/>
         <w:spacing w:after="100" w:before="200"/>
       </w:pPr>
       <w:r>
@@ -1357,7 +1386,7 @@
     </w:p>
     <w:tbl>
       <w:tblPr>
-        <w:tblW w:type="dxa" w:w="10190"/>
+        <w:tblW w:type="dxa" w:w="9360"/>
         <w:tblBorders>
           <w:top w:val="single" w:color="CBD5E0" w:sz="6"/>
           <w:left w:val="single" w:color="CBD5E0" w:sz="6"/>
@@ -1368,18 +1397,19 @@
         </w:tblBorders>
       </w:tblPr>
       <w:tblGrid>
-        <w:gridCol w:w="2500"/>
-        <w:gridCol w:w="4100"/>
+        <w:gridCol w:w="2350"/>
+        <w:gridCol w:w="4410"/>
         <w:gridCol w:w="1150"/>
-        <w:gridCol w:w="2440"/>
+        <w:gridCol w:w="1450"/>
       </w:tblGrid>
       <w:tr>
         <w:trPr>
+          <w:cantSplit/>
           <w:tblHeader/>
         </w:trPr>
         <w:tc>
           <w:tcPr>
-            <w:tcW w:type="dxa" w:w="2500"/>
+            <w:tcW w:type="dxa" w:w="2350"/>
             <w:shd w:fill="EDF2F7" w:color="auto" w:val="clear"/>
             <w:tcMar>
               <w:top w:type="dxa" w:w="60"/>
@@ -1397,8 +1427,8 @@
                 <w:i w:val="false"/>
                 <w:iCs w:val="false"/>
                 <w:color w:val="2D3748"/>
-                <w:sz w:val="20"/>
-                <w:szCs w:val="20"/>
+                <w:sz w:val="18"/>
+                <w:szCs w:val="18"/>
               </w:rPr>
               <w:t>Componente</w:t>
             </w:r>
@@ -1406,7 +1436,7 @@
         </w:tc>
         <w:tc>
           <w:tcPr>
-            <w:tcW w:type="dxa" w:w="4100"/>
+            <w:tcW w:type="dxa" w:w="4410"/>
             <w:shd w:fill="EDF2F7" w:color="auto" w:val="clear"/>
             <w:tcMar>
               <w:top w:type="dxa" w:w="60"/>
@@ -1424,8 +1454,8 @@
                 <w:i w:val="false"/>
                 <w:iCs w:val="false"/>
                 <w:color w:val="2D3748"/>
-                <w:sz w:val="20"/>
-                <w:szCs w:val="20"/>
+                <w:sz w:val="18"/>
+                <w:szCs w:val="18"/>
               </w:rPr>
               <w:t>Función</w:t>
             </w:r>
@@ -1451,8 +1481,8 @@
                 <w:i w:val="false"/>
                 <w:iCs w:val="false"/>
                 <w:color w:val="2D3748"/>
-                <w:sz w:val="20"/>
-                <w:szCs w:val="20"/>
+                <w:sz w:val="18"/>
+                <w:szCs w:val="18"/>
               </w:rPr>
               <w:t>Cant.</w:t>
             </w:r>
@@ -1460,7 +1490,7 @@
         </w:tc>
         <w:tc>
           <w:tcPr>
-            <w:tcW w:type="dxa" w:w="2440"/>
+            <w:tcW w:type="dxa" w:w="1450"/>
             <w:shd w:fill="EDF2F7" w:color="auto" w:val="clear"/>
             <w:tcMar>
               <w:top w:type="dxa" w:w="60"/>
@@ -1478,8 +1508,8 @@
                 <w:i w:val="false"/>
                 <w:iCs w:val="false"/>
                 <w:color w:val="2D3748"/>
-                <w:sz w:val="20"/>
-                <w:szCs w:val="20"/>
+                <w:sz w:val="18"/>
+                <w:szCs w:val="18"/>
               </w:rPr>
               <w:t xml:space="preserve">Link y precio (completar)</w:t>
             </w:r>
@@ -1487,9 +1517,12 @@
         </w:tc>
       </w:tr>
       <w:tr>
-        <w:tc>
-          <w:tcPr>
-            <w:tcW w:type="dxa" w:w="2500"/>
+        <w:trPr>
+          <w:cantSplit/>
+        </w:trPr>
+        <w:tc>
+          <w:tcPr>
+            <w:tcW w:type="dxa" w:w="2350"/>
             <w:tcMar>
               <w:top w:type="dxa" w:w="60"/>
               <w:left w:type="dxa" w:w="90"/>
@@ -1506,8 +1539,8 @@
                 <w:i w:val="false"/>
                 <w:iCs w:val="false"/>
                 <w:color w:val="2D3748"/>
-                <w:sz w:val="20"/>
-                <w:szCs w:val="20"/>
+                <w:sz w:val="18"/>
+                <w:szCs w:val="18"/>
               </w:rPr>
               <w:t xml:space="preserve">Relé OptoMOS LCA110 (DIP de 6 patas)</w:t>
             </w:r>
@@ -1515,25 +1548,25 @@
         </w:tc>
         <w:tc>
           <w:tcPr>
-            <w:tcW w:type="dxa" w:w="4100"/>
-            <w:tcMar>
-              <w:top w:type="dxa" w:w="60"/>
-              <w:left w:type="dxa" w:w="90"/>
-              <w:bottom w:type="dxa" w:w="60"/>
-              <w:right w:type="dxa" w:w="90"/>
-            </w:tcMar>
-            <w:vAlign w:val="center"/>
-          </w:tcPr>
-          <w:p>
-            <w:r>
-              <w:rPr>
-                <w:b w:val="false"/>
-                <w:bCs w:val="false"/>
-                <w:i w:val="false"/>
-                <w:iCs w:val="false"/>
-                <w:color w:val="2D3748"/>
-                <w:sz w:val="20"/>
-                <w:szCs w:val="20"/>
+            <w:tcW w:type="dxa" w:w="4410"/>
+            <w:tcMar>
+              <w:top w:type="dxa" w:w="60"/>
+              <w:left w:type="dxa" w:w="90"/>
+              <w:bottom w:type="dxa" w:w="60"/>
+              <w:right w:type="dxa" w:w="90"/>
+            </w:tcMar>
+            <w:vAlign w:val="center"/>
+          </w:tcPr>
+          <w:p>
+            <w:r>
+              <w:rPr>
+                <w:b w:val="false"/>
+                <w:bCs w:val="false"/>
+                <w:i w:val="false"/>
+                <w:iCs w:val="false"/>
+                <w:color w:val="2D3748"/>
+                <w:sz w:val="18"/>
+                <w:szCs w:val="18"/>
               </w:rPr>
               <w:t xml:space="preserve">Da la señal en el lugar de un lector óptico. 350 V, 120 mA, sin corriente mínima: sirve con continua o alterna. Probar un canal en la máquina antes de conectar los otros 3.</w:t>
             </w:r>
@@ -1558,8 +1591,8 @@
                 <w:i w:val="false"/>
                 <w:iCs w:val="false"/>
                 <w:color w:val="2D3748"/>
-                <w:sz w:val="20"/>
-                <w:szCs w:val="20"/>
+                <w:sz w:val="18"/>
+                <w:szCs w:val="18"/>
               </w:rPr>
               <w:t xml:space="preserve">4</w:t>
             </w:r>
@@ -1567,25 +1600,25 @@
         </w:tc>
         <w:tc>
           <w:tcPr>
-            <w:tcW w:type="dxa" w:w="2440"/>
-            <w:tcMar>
-              <w:top w:type="dxa" w:w="60"/>
-              <w:left w:type="dxa" w:w="90"/>
-              <w:bottom w:type="dxa" w:w="60"/>
-              <w:right w:type="dxa" w:w="90"/>
-            </w:tcMar>
-            <w:vAlign w:val="center"/>
-          </w:tcPr>
-          <w:p>
-            <w:r>
-              <w:rPr>
-                <w:b w:val="false"/>
-                <w:bCs w:val="false"/>
-                <w:i w:val="false"/>
-                <w:iCs w:val="false"/>
-                <w:color w:val="2D3748"/>
-                <w:sz w:val="20"/>
-                <w:szCs w:val="20"/>
+            <w:tcW w:type="dxa" w:w="1450"/>
+            <w:tcMar>
+              <w:top w:type="dxa" w:w="60"/>
+              <w:left w:type="dxa" w:w="90"/>
+              <w:bottom w:type="dxa" w:w="60"/>
+              <w:right w:type="dxa" w:w="90"/>
+            </w:tcMar>
+            <w:vAlign w:val="center"/>
+          </w:tcPr>
+          <w:p>
+            <w:r>
+              <w:rPr>
+                <w:b w:val="false"/>
+                <w:bCs w:val="false"/>
+                <w:i w:val="false"/>
+                <w:iCs w:val="false"/>
+                <w:color w:val="2D3748"/>
+                <w:sz w:val="18"/>
+                <w:szCs w:val="18"/>
               </w:rPr>
               <w:t xml:space="preserve"/>
             </w:r>
@@ -1593,9 +1626,12 @@
         </w:tc>
       </w:tr>
       <w:tr>
-        <w:tc>
-          <w:tcPr>
-            <w:tcW w:type="dxa" w:w="2500"/>
+        <w:trPr>
+          <w:cantSplit/>
+        </w:trPr>
+        <w:tc>
+          <w:tcPr>
+            <w:tcW w:type="dxa" w:w="2350"/>
             <w:tcMar>
               <w:top w:type="dxa" w:w="60"/>
               <w:left w:type="dxa" w:w="90"/>
@@ -1612,8 +1648,8 @@
                 <w:i w:val="false"/>
                 <w:iCs w:val="false"/>
                 <w:color w:val="2D3748"/>
-                <w:sz w:val="20"/>
-                <w:szCs w:val="20"/>
+                <w:sz w:val="18"/>
+                <w:szCs w:val="18"/>
               </w:rPr>
               <w:t xml:space="preserve">Resistencia 330 Ω 1/4W</w:t>
             </w:r>
@@ -1621,25 +1657,25 @@
         </w:tc>
         <w:tc>
           <w:tcPr>
-            <w:tcW w:type="dxa" w:w="4100"/>
-            <w:tcMar>
-              <w:top w:type="dxa" w:w="60"/>
-              <w:left w:type="dxa" w:w="90"/>
-              <w:bottom w:type="dxa" w:w="60"/>
-              <w:right w:type="dxa" w:w="90"/>
-            </w:tcMar>
-            <w:vAlign w:val="center"/>
-          </w:tcPr>
-          <w:p>
-            <w:r>
-              <w:rPr>
-                <w:b w:val="false"/>
-                <w:bCs w:val="false"/>
-                <w:i w:val="false"/>
-                <w:iCs w:val="false"/>
-                <w:color w:val="2D3748"/>
-                <w:sz w:val="20"/>
-                <w:szCs w:val="20"/>
+            <w:tcW w:type="dxa" w:w="4410"/>
+            <w:tcMar>
+              <w:top w:type="dxa" w:w="60"/>
+              <w:left w:type="dxa" w:w="90"/>
+              <w:bottom w:type="dxa" w:w="60"/>
+              <w:right w:type="dxa" w:w="90"/>
+            </w:tcMar>
+            <w:vAlign w:val="center"/>
+          </w:tcPr>
+          <w:p>
+            <w:r>
+              <w:rPr>
+                <w:b w:val="false"/>
+                <w:bCs w:val="false"/>
+                <w:i w:val="false"/>
+                <w:iCs w:val="false"/>
+                <w:color w:val="2D3748"/>
+                <w:sz w:val="18"/>
+                <w:szCs w:val="18"/>
               </w:rPr>
               <w:t xml:space="preserve">Limita la corriente del LED de entrada de cada LCA110 (unos 6 mA con 3,3 V). Obligatoria.</w:t>
             </w:r>
@@ -1664,8 +1700,8 @@
                 <w:i w:val="false"/>
                 <w:iCs w:val="false"/>
                 <w:color w:val="2D3748"/>
-                <w:sz w:val="20"/>
-                <w:szCs w:val="20"/>
+                <w:sz w:val="18"/>
+                <w:szCs w:val="18"/>
               </w:rPr>
               <w:t xml:space="preserve">4</w:t>
             </w:r>
@@ -1673,25 +1709,25 @@
         </w:tc>
         <w:tc>
           <w:tcPr>
-            <w:tcW w:type="dxa" w:w="2440"/>
-            <w:tcMar>
-              <w:top w:type="dxa" w:w="60"/>
-              <w:left w:type="dxa" w:w="90"/>
-              <w:bottom w:type="dxa" w:w="60"/>
-              <w:right w:type="dxa" w:w="90"/>
-            </w:tcMar>
-            <w:vAlign w:val="center"/>
-          </w:tcPr>
-          <w:p>
-            <w:r>
-              <w:rPr>
-                <w:b w:val="false"/>
-                <w:bCs w:val="false"/>
-                <w:i w:val="false"/>
-                <w:iCs w:val="false"/>
-                <w:color w:val="2D3748"/>
-                <w:sz w:val="20"/>
-                <w:szCs w:val="20"/>
+            <w:tcW w:type="dxa" w:w="1450"/>
+            <w:tcMar>
+              <w:top w:type="dxa" w:w="60"/>
+              <w:left w:type="dxa" w:w="90"/>
+              <w:bottom w:type="dxa" w:w="60"/>
+              <w:right w:type="dxa" w:w="90"/>
+            </w:tcMar>
+            <w:vAlign w:val="center"/>
+          </w:tcPr>
+          <w:p>
+            <w:r>
+              <w:rPr>
+                <w:b w:val="false"/>
+                <w:bCs w:val="false"/>
+                <w:i w:val="false"/>
+                <w:iCs w:val="false"/>
+                <w:color w:val="2D3748"/>
+                <w:sz w:val="18"/>
+                <w:szCs w:val="18"/>
               </w:rPr>
               <w:t xml:space="preserve"/>
             </w:r>
@@ -1699,9 +1735,12 @@
         </w:tc>
       </w:tr>
       <w:tr>
-        <w:tc>
-          <w:tcPr>
-            <w:tcW w:type="dxa" w:w="2500"/>
+        <w:trPr>
+          <w:cantSplit/>
+        </w:trPr>
+        <w:tc>
+          <w:tcPr>
+            <w:tcW w:type="dxa" w:w="2350"/>
             <w:tcMar>
               <w:top w:type="dxa" w:w="60"/>
               <w:left w:type="dxa" w:w="90"/>
@@ -1718,8 +1757,8 @@
                 <w:i w:val="false"/>
                 <w:iCs w:val="false"/>
                 <w:color w:val="2D3748"/>
-                <w:sz w:val="20"/>
-                <w:szCs w:val="20"/>
+                <w:sz w:val="18"/>
+                <w:szCs w:val="18"/>
               </w:rPr>
               <w:t xml:space="preserve">Resistencia 10kΩ 1/4W</w:t>
             </w:r>
@@ -1727,25 +1766,25 @@
         </w:tc>
         <w:tc>
           <w:tcPr>
-            <w:tcW w:type="dxa" w:w="4100"/>
-            <w:tcMar>
-              <w:top w:type="dxa" w:w="60"/>
-              <w:left w:type="dxa" w:w="90"/>
-              <w:bottom w:type="dxa" w:w="60"/>
-              <w:right w:type="dxa" w:w="90"/>
-            </w:tcMar>
-            <w:vAlign w:val="center"/>
-          </w:tcPr>
-          <w:p>
-            <w:r>
-              <w:rPr>
-                <w:b w:val="false"/>
-                <w:bCs w:val="false"/>
-                <w:i w:val="false"/>
-                <w:iCs w:val="false"/>
-                <w:color w:val="2D3748"/>
-                <w:sz w:val="20"/>
-                <w:szCs w:val="20"/>
+            <w:tcW w:type="dxa" w:w="4410"/>
+            <w:tcMar>
+              <w:top w:type="dxa" w:w="60"/>
+              <w:left w:type="dxa" w:w="90"/>
+              <w:bottom w:type="dxa" w:w="60"/>
+              <w:right w:type="dxa" w:w="90"/>
+            </w:tcMar>
+            <w:vAlign w:val="center"/>
+          </w:tcPr>
+          <w:p>
+            <w:r>
+              <w:rPr>
+                <w:b w:val="false"/>
+                <w:bCs w:val="false"/>
+                <w:i w:val="false"/>
+                <w:iCs w:val="false"/>
+                <w:color w:val="2D3748"/>
+                <w:sz w:val="18"/>
+                <w:szCs w:val="18"/>
               </w:rPr>
               <w:t xml:space="preserve">Mantiene cada salida en bajo mientras el ESP32 arranca: ningún canal se activa solo.</w:t>
             </w:r>
@@ -1770,8 +1809,8 @@
                 <w:i w:val="false"/>
                 <w:iCs w:val="false"/>
                 <w:color w:val="2D3748"/>
-                <w:sz w:val="20"/>
-                <w:szCs w:val="20"/>
+                <w:sz w:val="18"/>
+                <w:szCs w:val="18"/>
               </w:rPr>
               <w:t xml:space="preserve">4</w:t>
             </w:r>
@@ -1779,25 +1818,25 @@
         </w:tc>
         <w:tc>
           <w:tcPr>
-            <w:tcW w:type="dxa" w:w="2440"/>
-            <w:tcMar>
-              <w:top w:type="dxa" w:w="60"/>
-              <w:left w:type="dxa" w:w="90"/>
-              <w:bottom w:type="dxa" w:w="60"/>
-              <w:right w:type="dxa" w:w="90"/>
-            </w:tcMar>
-            <w:vAlign w:val="center"/>
-          </w:tcPr>
-          <w:p>
-            <w:r>
-              <w:rPr>
-                <w:b w:val="false"/>
-                <w:bCs w:val="false"/>
-                <w:i w:val="false"/>
-                <w:iCs w:val="false"/>
-                <w:color w:val="2D3748"/>
-                <w:sz w:val="20"/>
-                <w:szCs w:val="20"/>
+            <w:tcW w:type="dxa" w:w="1450"/>
+            <w:tcMar>
+              <w:top w:type="dxa" w:w="60"/>
+              <w:left w:type="dxa" w:w="90"/>
+              <w:bottom w:type="dxa" w:w="60"/>
+              <w:right w:type="dxa" w:w="90"/>
+            </w:tcMar>
+            <w:vAlign w:val="center"/>
+          </w:tcPr>
+          <w:p>
+            <w:r>
+              <w:rPr>
+                <w:b w:val="false"/>
+                <w:bCs w:val="false"/>
+                <w:i w:val="false"/>
+                <w:iCs w:val="false"/>
+                <w:color w:val="2D3748"/>
+                <w:sz w:val="18"/>
+                <w:szCs w:val="18"/>
               </w:rPr>
               <w:t xml:space="preserve"/>
             </w:r>
@@ -1805,9 +1844,12 @@
         </w:tc>
       </w:tr>
       <w:tr>
-        <w:tc>
-          <w:tcPr>
-            <w:tcW w:type="dxa" w:w="2500"/>
+        <w:trPr>
+          <w:cantSplit/>
+        </w:trPr>
+        <w:tc>
+          <w:tcPr>
+            <w:tcW w:type="dxa" w:w="2350"/>
             <w:tcMar>
               <w:top w:type="dxa" w:w="60"/>
               <w:left w:type="dxa" w:w="90"/>
@@ -1824,8 +1866,8 @@
                 <w:i w:val="false"/>
                 <w:iCs w:val="false"/>
                 <w:color w:val="2D3748"/>
-                <w:sz w:val="20"/>
-                <w:szCs w:val="20"/>
+                <w:sz w:val="18"/>
+                <w:szCs w:val="18"/>
               </w:rPr>
               <w:t xml:space="preserve">Resistencia de protección 470 Ω 3 W</w:t>
             </w:r>
@@ -1833,25 +1875,25 @@
         </w:tc>
         <w:tc>
           <w:tcPr>
-            <w:tcW w:type="dxa" w:w="4100"/>
-            <w:tcMar>
-              <w:top w:type="dxa" w:w="60"/>
-              <w:left w:type="dxa" w:w="90"/>
-              <w:bottom w:type="dxa" w:w="60"/>
-              <w:right w:type="dxa" w:w="90"/>
-            </w:tcMar>
-            <w:vAlign w:val="center"/>
-          </w:tcPr>
-          <w:p>
-            <w:r>
-              <w:rPr>
-                <w:b w:val="false"/>
-                <w:bCs w:val="false"/>
-                <w:i w:val="false"/>
-                <w:iCs w:val="false"/>
-                <w:color w:val="2D3748"/>
-                <w:sz w:val="20"/>
-                <w:szCs w:val="20"/>
+            <w:tcW w:type="dxa" w:w="4410"/>
+            <w:tcMar>
+              <w:top w:type="dxa" w:w="60"/>
+              <w:left w:type="dxa" w:w="90"/>
+              <w:bottom w:type="dxa" w:w="60"/>
+              <w:right w:type="dxa" w:w="90"/>
+            </w:tcMar>
+            <w:vAlign w:val="center"/>
+          </w:tcPr>
+          <w:p>
+            <w:r>
+              <w:rPr>
+                <w:b w:val="false"/>
+                <w:bCs w:val="false"/>
+                <w:i w:val="false"/>
+                <w:iCs w:val="false"/>
+                <w:color w:val="2D3748"/>
+                <w:sz w:val="18"/>
+                <w:szCs w:val="18"/>
               </w:rPr>
               <w:t xml:space="preserve">Lado del telar, del + del conector del lector a la pata 4: limita la corriente ante un error de cableado. 470 Ω 3 W: el lector del C 201 se alimenta con 15 a 30 V (17/10/2026).</w:t>
             </w:r>
@@ -1876,8 +1918,8 @@
                 <w:i w:val="false"/>
                 <w:iCs w:val="false"/>
                 <w:color w:val="2D3748"/>
-                <w:sz w:val="20"/>
-                <w:szCs w:val="20"/>
+                <w:sz w:val="18"/>
+                <w:szCs w:val="18"/>
               </w:rPr>
               <w:t xml:space="preserve">4</w:t>
             </w:r>
@@ -1885,25 +1927,25 @@
         </w:tc>
         <w:tc>
           <w:tcPr>
-            <w:tcW w:type="dxa" w:w="2440"/>
-            <w:tcMar>
-              <w:top w:type="dxa" w:w="60"/>
-              <w:left w:type="dxa" w:w="90"/>
-              <w:bottom w:type="dxa" w:w="60"/>
-              <w:right w:type="dxa" w:w="90"/>
-            </w:tcMar>
-            <w:vAlign w:val="center"/>
-          </w:tcPr>
-          <w:p>
-            <w:r>
-              <w:rPr>
-                <w:b w:val="false"/>
-                <w:bCs w:val="false"/>
-                <w:i w:val="false"/>
-                <w:iCs w:val="false"/>
-                <w:color w:val="2D3748"/>
-                <w:sz w:val="20"/>
-                <w:szCs w:val="20"/>
+            <w:tcW w:type="dxa" w:w="1450"/>
+            <w:tcMar>
+              <w:top w:type="dxa" w:w="60"/>
+              <w:left w:type="dxa" w:w="90"/>
+              <w:bottom w:type="dxa" w:w="60"/>
+              <w:right w:type="dxa" w:w="90"/>
+            </w:tcMar>
+            <w:vAlign w:val="center"/>
+          </w:tcPr>
+          <w:p>
+            <w:r>
+              <w:rPr>
+                <w:b w:val="false"/>
+                <w:bCs w:val="false"/>
+                <w:i w:val="false"/>
+                <w:iCs w:val="false"/>
+                <w:color w:val="2D3748"/>
+                <w:sz w:val="18"/>
+                <w:szCs w:val="18"/>
               </w:rPr>
               <w:t xml:space="preserve"/>
             </w:r>
@@ -1911,9 +1953,12 @@
         </w:tc>
       </w:tr>
       <w:tr>
-        <w:tc>
-          <w:tcPr>
-            <w:tcW w:type="dxa" w:w="2500"/>
+        <w:trPr>
+          <w:cantSplit/>
+        </w:trPr>
+        <w:tc>
+          <w:tcPr>
+            <w:tcW w:type="dxa" w:w="2350"/>
             <w:tcMar>
               <w:top w:type="dxa" w:w="60"/>
               <w:left w:type="dxa" w:w="90"/>
@@ -1930,8 +1975,8 @@
                 <w:i w:val="false"/>
                 <w:iCs w:val="false"/>
                 <w:color w:val="2D3748"/>
-                <w:sz w:val="20"/>
-                <w:szCs w:val="20"/>
+                <w:sz w:val="18"/>
+                <w:szCs w:val="18"/>
               </w:rPr>
               <w:t xml:space="preserve">Resistencia 10 kΩ ½ W</w:t>
             </w:r>
@@ -1939,25 +1984,25 @@
         </w:tc>
         <w:tc>
           <w:tcPr>
-            <w:tcW w:type="dxa" w:w="4100"/>
-            <w:tcMar>
-              <w:top w:type="dxa" w:w="60"/>
-              <w:left w:type="dxa" w:w="90"/>
-              <w:bottom w:type="dxa" w:w="60"/>
-              <w:right w:type="dxa" w:w="90"/>
-            </w:tcMar>
-            <w:vAlign w:val="center"/>
-          </w:tcPr>
-          <w:p>
-            <w:r>
-              <w:rPr>
-                <w:b w:val="false"/>
-                <w:bCs w:val="false"/>
-                <w:i w:val="false"/>
-                <w:iCs w:val="false"/>
-                <w:color w:val="2D3748"/>
-                <w:sz w:val="20"/>
-                <w:szCs w:val="20"/>
+            <w:tcW w:type="dxa" w:w="4410"/>
+            <w:tcMar>
+              <w:top w:type="dxa" w:w="60"/>
+              <w:left w:type="dxa" w:w="90"/>
+              <w:bottom w:type="dxa" w:w="60"/>
+              <w:right w:type="dxa" w:w="90"/>
+            </w:tcMar>
+            <w:vAlign w:val="center"/>
+          </w:tcPr>
+          <w:p>
+            <w:r>
+              <w:rPr>
+                <w:b w:val="false"/>
+                <w:bCs w:val="false"/>
+                <w:i w:val="false"/>
+                <w:iCs w:val="false"/>
+                <w:color w:val="2D3748"/>
+                <w:sz w:val="18"/>
+                <w:szCs w:val="18"/>
               </w:rPr>
               <w:t xml:space="preserve">Lado del telar, de la señal al −: con el relé abierto deja la señal en 0 V, como con papel.</w:t>
             </w:r>
@@ -1982,8 +2027,8 @@
                 <w:i w:val="false"/>
                 <w:iCs w:val="false"/>
                 <w:color w:val="2D3748"/>
-                <w:sz w:val="20"/>
-                <w:szCs w:val="20"/>
+                <w:sz w:val="18"/>
+                <w:szCs w:val="18"/>
               </w:rPr>
               <w:t xml:space="preserve">4</w:t>
             </w:r>
@@ -1991,25 +2036,25 @@
         </w:tc>
         <w:tc>
           <w:tcPr>
-            <w:tcW w:type="dxa" w:w="2440"/>
-            <w:tcMar>
-              <w:top w:type="dxa" w:w="60"/>
-              <w:left w:type="dxa" w:w="90"/>
-              <w:bottom w:type="dxa" w:w="60"/>
-              <w:right w:type="dxa" w:w="90"/>
-            </w:tcMar>
-            <w:vAlign w:val="center"/>
-          </w:tcPr>
-          <w:p>
-            <w:r>
-              <w:rPr>
-                <w:b w:val="false"/>
-                <w:bCs w:val="false"/>
-                <w:i w:val="false"/>
-                <w:iCs w:val="false"/>
-                <w:color w:val="2D3748"/>
-                <w:sz w:val="20"/>
-                <w:szCs w:val="20"/>
+            <w:tcW w:type="dxa" w:w="1450"/>
+            <w:tcMar>
+              <w:top w:type="dxa" w:w="60"/>
+              <w:left w:type="dxa" w:w="90"/>
+              <w:bottom w:type="dxa" w:w="60"/>
+              <w:right w:type="dxa" w:w="90"/>
+            </w:tcMar>
+            <w:vAlign w:val="center"/>
+          </w:tcPr>
+          <w:p>
+            <w:r>
+              <w:rPr>
+                <w:b w:val="false"/>
+                <w:bCs w:val="false"/>
+                <w:i w:val="false"/>
+                <w:iCs w:val="false"/>
+                <w:color w:val="2D3748"/>
+                <w:sz w:val="18"/>
+                <w:szCs w:val="18"/>
               </w:rPr>
               <w:t xml:space="preserve"/>
             </w:r>
@@ -2017,9 +2062,12 @@
         </w:tc>
       </w:tr>
       <w:tr>
-        <w:tc>
-          <w:tcPr>
-            <w:tcW w:type="dxa" w:w="2500"/>
+        <w:trPr>
+          <w:cantSplit/>
+        </w:trPr>
+        <w:tc>
+          <w:tcPr>
+            <w:tcW w:type="dxa" w:w="2350"/>
             <w:tcMar>
               <w:top w:type="dxa" w:w="60"/>
               <w:left w:type="dxa" w:w="90"/>
@@ -2036,8 +2084,8 @@
                 <w:i w:val="false"/>
                 <w:iCs w:val="false"/>
                 <w:color w:val="2D3748"/>
-                <w:sz w:val="20"/>
-                <w:szCs w:val="20"/>
+                <w:sz w:val="18"/>
+                <w:szCs w:val="18"/>
               </w:rPr>
               <w:t xml:space="preserve">Zócalo DIP de 6 patas</w:t>
             </w:r>
@@ -2045,25 +2093,25 @@
         </w:tc>
         <w:tc>
           <w:tcPr>
-            <w:tcW w:type="dxa" w:w="4100"/>
-            <w:tcMar>
-              <w:top w:type="dxa" w:w="60"/>
-              <w:left w:type="dxa" w:w="90"/>
-              <w:bottom w:type="dxa" w:w="60"/>
-              <w:right w:type="dxa" w:w="90"/>
-            </w:tcMar>
-            <w:vAlign w:val="center"/>
-          </w:tcPr>
-          <w:p>
-            <w:r>
-              <w:rPr>
-                <w:b w:val="false"/>
-                <w:bCs w:val="false"/>
-                <w:i w:val="false"/>
-                <w:iCs w:val="false"/>
-                <w:color w:val="2D3748"/>
-                <w:sz w:val="20"/>
-                <w:szCs w:val="20"/>
+            <w:tcW w:type="dxa" w:w="4410"/>
+            <w:tcMar>
+              <w:top w:type="dxa" w:w="60"/>
+              <w:left w:type="dxa" w:w="90"/>
+              <w:bottom w:type="dxa" w:w="60"/>
+              <w:right w:type="dxa" w:w="90"/>
+            </w:tcMar>
+            <w:vAlign w:val="center"/>
+          </w:tcPr>
+          <w:p>
+            <w:r>
+              <w:rPr>
+                <w:b w:val="false"/>
+                <w:bCs w:val="false"/>
+                <w:i w:val="false"/>
+                <w:iCs w:val="false"/>
+                <w:color w:val="2D3748"/>
+                <w:sz w:val="18"/>
+                <w:szCs w:val="18"/>
               </w:rPr>
               <w:t xml:space="preserve">Permite cambiar un LCA110 sin desoldar.</w:t>
             </w:r>
@@ -2088,8 +2136,8 @@
                 <w:i w:val="false"/>
                 <w:iCs w:val="false"/>
                 <w:color w:val="2D3748"/>
-                <w:sz w:val="20"/>
-                <w:szCs w:val="20"/>
+                <w:sz w:val="18"/>
+                <w:szCs w:val="18"/>
               </w:rPr>
               <w:t xml:space="preserve">4</w:t>
             </w:r>
@@ -2097,25 +2145,25 @@
         </w:tc>
         <w:tc>
           <w:tcPr>
-            <w:tcW w:type="dxa" w:w="2440"/>
-            <w:tcMar>
-              <w:top w:type="dxa" w:w="60"/>
-              <w:left w:type="dxa" w:w="90"/>
-              <w:bottom w:type="dxa" w:w="60"/>
-              <w:right w:type="dxa" w:w="90"/>
-            </w:tcMar>
-            <w:vAlign w:val="center"/>
-          </w:tcPr>
-          <w:p>
-            <w:r>
-              <w:rPr>
-                <w:b w:val="false"/>
-                <w:bCs w:val="false"/>
-                <w:i w:val="false"/>
-                <w:iCs w:val="false"/>
-                <w:color w:val="2D3748"/>
-                <w:sz w:val="20"/>
-                <w:szCs w:val="20"/>
+            <w:tcW w:type="dxa" w:w="1450"/>
+            <w:tcMar>
+              <w:top w:type="dxa" w:w="60"/>
+              <w:left w:type="dxa" w:w="90"/>
+              <w:bottom w:type="dxa" w:w="60"/>
+              <w:right w:type="dxa" w:w="90"/>
+            </w:tcMar>
+            <w:vAlign w:val="center"/>
+          </w:tcPr>
+          <w:p>
+            <w:r>
+              <w:rPr>
+                <w:b w:val="false"/>
+                <w:bCs w:val="false"/>
+                <w:i w:val="false"/>
+                <w:iCs w:val="false"/>
+                <w:color w:val="2D3748"/>
+                <w:sz w:val="18"/>
+                <w:szCs w:val="18"/>
               </w:rPr>
               <w:t xml:space="preserve"/>
             </w:r>
@@ -2123,9 +2171,12 @@
         </w:tc>
       </w:tr>
       <w:tr>
-        <w:tc>
-          <w:tcPr>
-            <w:tcW w:type="dxa" w:w="2500"/>
+        <w:trPr>
+          <w:cantSplit/>
+        </w:trPr>
+        <w:tc>
+          <w:tcPr>
+            <w:tcW w:type="dxa" w:w="2350"/>
             <w:tcMar>
               <w:top w:type="dxa" w:w="60"/>
               <w:left w:type="dxa" w:w="90"/>
@@ -2142,8 +2193,8 @@
                 <w:i w:val="false"/>
                 <w:iCs w:val="false"/>
                 <w:color w:val="2D3748"/>
-                <w:sz w:val="20"/>
-                <w:szCs w:val="20"/>
+                <w:sz w:val="18"/>
+                <w:szCs w:val="18"/>
               </w:rPr>
               <w:t xml:space="preserve">Borneras de 4 vías</w:t>
             </w:r>
@@ -2151,25 +2202,25 @@
         </w:tc>
         <w:tc>
           <w:tcPr>
-            <w:tcW w:type="dxa" w:w="4100"/>
-            <w:tcMar>
-              <w:top w:type="dxa" w:w="60"/>
-              <w:left w:type="dxa" w:w="90"/>
-              <w:bottom w:type="dxa" w:w="60"/>
-              <w:right w:type="dxa" w:w="90"/>
-            </w:tcMar>
-            <w:vAlign w:val="center"/>
-          </w:tcPr>
-          <w:p>
-            <w:r>
-              <w:rPr>
-                <w:b w:val="false"/>
-                <w:bCs w:val="false"/>
-                <w:i w:val="false"/>
-                <w:iCs w:val="false"/>
-                <w:color w:val="2D3748"/>
-                <w:sz w:val="20"/>
-                <w:szCs w:val="20"/>
+            <w:tcW w:type="dxa" w:w="4410"/>
+            <w:tcMar>
+              <w:top w:type="dxa" w:w="60"/>
+              <w:left w:type="dxa" w:w="90"/>
+              <w:bottom w:type="dxa" w:w="60"/>
+              <w:right w:type="dxa" w:w="90"/>
+            </w:tcMar>
+            <w:vAlign w:val="center"/>
+          </w:tcPr>
+          <w:p>
+            <w:r>
+              <w:rPr>
+                <w:b w:val="false"/>
+                <w:bCs w:val="false"/>
+                <w:i w:val="false"/>
+                <w:iCs w:val="false"/>
+                <w:color w:val="2D3748"/>
+                <w:sz w:val="18"/>
+                <w:szCs w:val="18"/>
               </w:rPr>
               <w:t xml:space="preserve">Una para el conector de cada lector y otra para dejar aislados y rotulados sus cables.</w:t>
             </w:r>
@@ -2194,8 +2245,8 @@
                 <w:i w:val="false"/>
                 <w:iCs w:val="false"/>
                 <w:color w:val="2D3748"/>
-                <w:sz w:val="20"/>
-                <w:szCs w:val="20"/>
+                <w:sz w:val="18"/>
+                <w:szCs w:val="18"/>
               </w:rPr>
               <w:t xml:space="preserve">8</w:t>
             </w:r>
@@ -2203,25 +2254,25 @@
         </w:tc>
         <w:tc>
           <w:tcPr>
-            <w:tcW w:type="dxa" w:w="2440"/>
-            <w:tcMar>
-              <w:top w:type="dxa" w:w="60"/>
-              <w:left w:type="dxa" w:w="90"/>
-              <w:bottom w:type="dxa" w:w="60"/>
-              <w:right w:type="dxa" w:w="90"/>
-            </w:tcMar>
-            <w:vAlign w:val="center"/>
-          </w:tcPr>
-          <w:p>
-            <w:r>
-              <w:rPr>
-                <w:b w:val="false"/>
-                <w:bCs w:val="false"/>
-                <w:i w:val="false"/>
-                <w:iCs w:val="false"/>
-                <w:color w:val="2D3748"/>
-                <w:sz w:val="20"/>
-                <w:szCs w:val="20"/>
+            <w:tcW w:type="dxa" w:w="1450"/>
+            <w:tcMar>
+              <w:top w:type="dxa" w:w="60"/>
+              <w:left w:type="dxa" w:w="90"/>
+              <w:bottom w:type="dxa" w:w="60"/>
+              <w:right w:type="dxa" w:w="90"/>
+            </w:tcMar>
+            <w:vAlign w:val="center"/>
+          </w:tcPr>
+          <w:p>
+            <w:r>
+              <w:rPr>
+                <w:b w:val="false"/>
+                <w:bCs w:val="false"/>
+                <w:i w:val="false"/>
+                <w:iCs w:val="false"/>
+                <w:color w:val="2D3748"/>
+                <w:sz w:val="18"/>
+                <w:szCs w:val="18"/>
               </w:rPr>
               <w:t xml:space="preserve"/>
             </w:r>
@@ -2229,9 +2280,12 @@
         </w:tc>
       </w:tr>
       <w:tr>
-        <w:tc>
-          <w:tcPr>
-            <w:tcW w:type="dxa" w:w="2500"/>
+        <w:trPr>
+          <w:cantSplit/>
+        </w:trPr>
+        <w:tc>
+          <w:tcPr>
+            <w:tcW w:type="dxa" w:w="2350"/>
             <w:tcMar>
               <w:top w:type="dxa" w:w="60"/>
               <w:left w:type="dxa" w:w="90"/>
@@ -2248,8 +2302,8 @@
                 <w:i w:val="false"/>
                 <w:iCs w:val="false"/>
                 <w:color w:val="2D3748"/>
-                <w:sz w:val="20"/>
-                <w:szCs w:val="20"/>
+                <w:sz w:val="18"/>
+                <w:szCs w:val="18"/>
               </w:rPr>
               <w:t xml:space="preserve">Borneras atornillables chicas y cable</w:t>
             </w:r>
@@ -2257,25 +2311,25 @@
         </w:tc>
         <w:tc>
           <w:tcPr>
-            <w:tcW w:type="dxa" w:w="4100"/>
-            <w:tcMar>
-              <w:top w:type="dxa" w:w="60"/>
-              <w:left w:type="dxa" w:w="90"/>
-              <w:bottom w:type="dxa" w:w="60"/>
-              <w:right w:type="dxa" w:w="90"/>
-            </w:tcMar>
-            <w:vAlign w:val="center"/>
-          </w:tcPr>
-          <w:p>
-            <w:r>
-              <w:rPr>
-                <w:b w:val="false"/>
-                <w:bCs w:val="false"/>
-                <w:i w:val="false"/>
-                <w:iCs w:val="false"/>
-                <w:color w:val="2D3748"/>
-                <w:sz w:val="20"/>
-                <w:szCs w:val="20"/>
+            <w:tcW w:type="dxa" w:w="4410"/>
+            <w:tcMar>
+              <w:top w:type="dxa" w:w="60"/>
+              <w:left w:type="dxa" w:w="90"/>
+              <w:bottom w:type="dxa" w:w="60"/>
+              <w:right w:type="dxa" w:w="90"/>
+            </w:tcMar>
+            <w:vAlign w:val="center"/>
+          </w:tcPr>
+          <w:p>
+            <w:r>
+              <w:rPr>
+                <w:b w:val="false"/>
+                <w:bCs w:val="false"/>
+                <w:i w:val="false"/>
+                <w:iCs w:val="false"/>
+                <w:color w:val="2D3748"/>
+                <w:sz w:val="18"/>
+                <w:szCs w:val="18"/>
               </w:rPr>
               <w:t xml:space="preserve">Empalme con el cableado de los lectores sin soldar sobre los cables viejos.</w:t>
             </w:r>
@@ -2300,8 +2354,8 @@
                 <w:i w:val="false"/>
                 <w:iCs w:val="false"/>
                 <w:color w:val="2D3748"/>
-                <w:sz w:val="20"/>
-                <w:szCs w:val="20"/>
+                <w:sz w:val="18"/>
+                <w:szCs w:val="18"/>
               </w:rPr>
               <w:t xml:space="preserve">6 + según recorrido</w:t>
             </w:r>
@@ -2309,25 +2363,25 @@
         </w:tc>
         <w:tc>
           <w:tcPr>
-            <w:tcW w:type="dxa" w:w="2440"/>
-            <w:tcMar>
-              <w:top w:type="dxa" w:w="60"/>
-              <w:left w:type="dxa" w:w="90"/>
-              <w:bottom w:type="dxa" w:w="60"/>
-              <w:right w:type="dxa" w:w="90"/>
-            </w:tcMar>
-            <w:vAlign w:val="center"/>
-          </w:tcPr>
-          <w:p>
-            <w:r>
-              <w:rPr>
-                <w:b w:val="false"/>
-                <w:bCs w:val="false"/>
-                <w:i w:val="false"/>
-                <w:iCs w:val="false"/>
-                <w:color w:val="2D3748"/>
-                <w:sz w:val="20"/>
-                <w:szCs w:val="20"/>
+            <w:tcW w:type="dxa" w:w="1450"/>
+            <w:tcMar>
+              <w:top w:type="dxa" w:w="60"/>
+              <w:left w:type="dxa" w:w="90"/>
+              <w:bottom w:type="dxa" w:w="60"/>
+              <w:right w:type="dxa" w:w="90"/>
+            </w:tcMar>
+            <w:vAlign w:val="center"/>
+          </w:tcPr>
+          <w:p>
+            <w:r>
+              <w:rPr>
+                <w:b w:val="false"/>
+                <w:bCs w:val="false"/>
+                <w:i w:val="false"/>
+                <w:iCs w:val="false"/>
+                <w:color w:val="2D3748"/>
+                <w:sz w:val="18"/>
+                <w:szCs w:val="18"/>
               </w:rPr>
               <w:t xml:space="preserve"/>
             </w:r>
@@ -2335,9 +2389,12 @@
         </w:tc>
       </w:tr>
       <w:tr>
-        <w:tc>
-          <w:tcPr>
-            <w:tcW w:type="dxa" w:w="2500"/>
+        <w:trPr>
+          <w:cantSplit/>
+        </w:trPr>
+        <w:tc>
+          <w:tcPr>
+            <w:tcW w:type="dxa" w:w="2350"/>
             <w:tcMar>
               <w:top w:type="dxa" w:w="60"/>
               <w:left w:type="dxa" w:w="90"/>
@@ -2354,8 +2411,8 @@
                 <w:i w:val="false"/>
                 <w:iCs w:val="false"/>
                 <w:color w:val="2D3748"/>
-                <w:sz w:val="20"/>
-                <w:szCs w:val="20"/>
+                <w:sz w:val="18"/>
+                <w:szCs w:val="18"/>
               </w:rPr>
               <w:t xml:space="preserve">Sensor de pasada (Bloque C): LJ12A3-4-Z/BX + PC817 + 1,2 kΩ + 10 kΩ</w:t>
             </w:r>
@@ -2363,25 +2420,25 @@
         </w:tc>
         <w:tc>
           <w:tcPr>
-            <w:tcW w:type="dxa" w:w="4100"/>
-            <w:tcMar>
-              <w:top w:type="dxa" w:w="60"/>
-              <w:left w:type="dxa" w:w="90"/>
-              <w:bottom w:type="dxa" w:w="60"/>
-              <w:right w:type="dxa" w:w="90"/>
-            </w:tcMar>
-            <w:vAlign w:val="center"/>
-          </w:tcPr>
-          <w:p>
-            <w:r>
-              <w:rPr>
-                <w:b w:val="false"/>
-                <w:bCs w:val="false"/>
-                <w:i w:val="false"/>
-                <w:iCs w:val="false"/>
-                <w:color w:val="2D3748"/>
-                <w:sz w:val="20"/>
-                <w:szCs w:val="20"/>
+            <w:tcW w:type="dxa" w:w="4410"/>
+            <w:tcMar>
+              <w:top w:type="dxa" w:w="60"/>
+              <w:left w:type="dxa" w:w="90"/>
+              <w:bottom w:type="dxa" w:w="60"/>
+              <w:right w:type="dxa" w:w="90"/>
+            </w:tcMar>
+            <w:vAlign w:val="center"/>
+          </w:tcPr>
+          <w:p>
+            <w:r>
+              <w:rPr>
+                <w:b w:val="false"/>
+                <w:bCs w:val="false"/>
+                <w:i w:val="false"/>
+                <w:iCs w:val="false"/>
+                <w:color w:val="2D3748"/>
+                <w:sz w:val="18"/>
+                <w:szCs w:val="18"/>
               </w:rPr>
               <w:t xml:space="preserve">Un pulso por pasada en GPIO 35. Se alimenta con los 12 a 14 V continuos del telar, aislado por el optoacoplador.</w:t>
             </w:r>
@@ -2406,8 +2463,8 @@
                 <w:i w:val="false"/>
                 <w:iCs w:val="false"/>
                 <w:color w:val="2D3748"/>
-                <w:sz w:val="20"/>
-                <w:szCs w:val="20"/>
+                <w:sz w:val="18"/>
+                <w:szCs w:val="18"/>
               </w:rPr>
               <w:t xml:space="preserve">1 de cada</w:t>
             </w:r>
@@ -2415,25 +2472,25 @@
         </w:tc>
         <w:tc>
           <w:tcPr>
-            <w:tcW w:type="dxa" w:w="2440"/>
-            <w:tcMar>
-              <w:top w:type="dxa" w:w="60"/>
-              <w:left w:type="dxa" w:w="90"/>
-              <w:bottom w:type="dxa" w:w="60"/>
-              <w:right w:type="dxa" w:w="90"/>
-            </w:tcMar>
-            <w:vAlign w:val="center"/>
-          </w:tcPr>
-          <w:p>
-            <w:r>
-              <w:rPr>
-                <w:b w:val="false"/>
-                <w:bCs w:val="false"/>
-                <w:i w:val="false"/>
-                <w:iCs w:val="false"/>
-                <w:color w:val="2D3748"/>
-                <w:sz w:val="20"/>
-                <w:szCs w:val="20"/>
+            <w:tcW w:type="dxa" w:w="1450"/>
+            <w:tcMar>
+              <w:top w:type="dxa" w:w="60"/>
+              <w:left w:type="dxa" w:w="90"/>
+              <w:bottom w:type="dxa" w:w="60"/>
+              <w:right w:type="dxa" w:w="90"/>
+            </w:tcMar>
+            <w:vAlign w:val="center"/>
+          </w:tcPr>
+          <w:p>
+            <w:r>
+              <w:rPr>
+                <w:b w:val="false"/>
+                <w:bCs w:val="false"/>
+                <w:i w:val="false"/>
+                <w:iCs w:val="false"/>
+                <w:color w:val="2D3748"/>
+                <w:sz w:val="18"/>
+                <w:szCs w:val="18"/>
               </w:rPr>
               <w:t xml:space="preserve"/>
             </w:r>
@@ -2449,6 +2506,7 @@
     <w:p>
       <w:pPr>
         <w:pStyle w:val="Heading2"/>
+        <w:keepNext/>
         <w:spacing w:after="100" w:before="200"/>
       </w:pPr>
       <w:r>
@@ -2476,17 +2534,9 @@
     </w:p>
     <w:p>
       <w:pPr>
-        <w:spacing w:after="80"/>
-      </w:pPr>
-    </w:p>
-    <w:p>
-      <w:r>
-        <w:br w:type="page"/>
-      </w:r>
-    </w:p>
-    <w:p>
-      <w:pPr>
         <w:pStyle w:val="Heading1"/>
+        <w:keepNext/>
+        <w:pageBreakBefore/>
         <w:spacing w:after="120" w:before="240"/>
       </w:pPr>
       <w:r>
@@ -2785,7 +2835,11 @@
 <file path=word/styles.xml><?xml version="1.0" encoding="utf-8"?>
 <w:styles xmlns:mc="http://schemas.openxmlformats.org/markup-compatibility/2006" xmlns:r="http://schemas.openxmlformats.org/officeDocument/2006/relationships" xmlns:w="http://schemas.openxmlformats.org/wordprocessingml/2006/main" xmlns:w14="http://schemas.microsoft.com/office/word/2010/wordml" xmlns:w15="http://schemas.microsoft.com/office/word/2012/wordml" mc:Ignorable="w14 w15">
   <w:docDefaults>
-    <w:rPrDefault/>
+    <w:rPrDefault>
+      <w:rPr>
+        <w:rFonts w:ascii="IBM Plex Sans" w:eastAsia="IBM Plex Sans" w:hAnsi="IBM Plex Sans" w:cs="IBM Plex Sans"/>
+      </w:rPr>
+    </w:rPrDefault>
     <w:pPrDefault/>
   </w:docDefaults>
   <w:style w:type="paragraph" w:styleId="Title">

--- a/docs/analisis/Componentes_Completos_Control_Trama.docx
+++ b/docs/analisis/Componentes_Completos_Control_Trama.docx
@@ -1042,7 +1042,7 @@
                 <w:sz w:val="18"/>
                 <w:szCs w:val="18"/>
               </w:rPr>
-              <w:t xml:space="preserve">Arranque seguro y lectura del sensado: pull-up a 3,3 V en GPIO 25 y 26 y en los 3 de sensado; la de GPIO 27 va a GND porque su módulo es activo-alto.</w:t>
+              <w:t xml:space="preserve">Arranque seguro y lectura del sensado: pull-up a 3,3 V en GPIO 25 y 26 y en el GPIO 34 de sensado (el 32 y el 33 usan la pull-up interna del ESP32); la de GPIO 27 va a GND porque su módulo es activo-alto.</w:t>
             </w:r>
           </w:p>
         </w:tc>
@@ -1068,7 +1068,7 @@
                 <w:sz w:val="18"/>
                 <w:szCs w:val="18"/>
               </w:rPr>
-              <w:t xml:space="preserve">6</w:t>
+              <w:t xml:space="preserve">4</w:t>
             </w:r>
           </w:p>
         </w:tc>

--- a/docs/analisis/Componentes_Completos_Control_Trama.docx
+++ b/docs/analisis/Componentes_Completos_Control_Trama.docx
@@ -1234,7 +1234,7 @@
                 <w:sz w:val="18"/>
                 <w:szCs w:val="18"/>
               </w:rPr>
-              <w:t xml:space="preserve">Caja IP65, prensacables, cable multifilar sin blindaje, placas perforadas, la plaqueta impresa del sensado y borneras</w:t>
+              <w:t xml:space="preserve">Caja IP65, prensacables, cable multifilar sin blindaje, las plaquetas impresas (diseño en Proteus) y borneras</w:t>
             </w:r>
           </w:p>
         </w:tc>
@@ -1287,6 +1287,115 @@
                 <w:szCs w:val="18"/>
               </w:rPr>
               <w:t xml:space="preserve">según armado</w:t>
+            </w:r>
+          </w:p>
+        </w:tc>
+        <w:tc>
+          <w:tcPr>
+            <w:tcW w:type="dxa" w:w="1450"/>
+            <w:tcMar>
+              <w:top w:type="dxa" w:w="60"/>
+              <w:left w:type="dxa" w:w="90"/>
+              <w:bottom w:type="dxa" w:w="60"/>
+              <w:right w:type="dxa" w:w="90"/>
+            </w:tcMar>
+            <w:vAlign w:val="center"/>
+          </w:tcPr>
+          <w:p>
+            <w:r>
+              <w:rPr>
+                <w:b w:val="false"/>
+                <w:bCs w:val="false"/>
+                <w:i w:val="false"/>
+                <w:iCs w:val="false"/>
+                <w:color w:val="2D3748"/>
+                <w:sz w:val="18"/>
+                <w:szCs w:val="18"/>
+              </w:rPr>
+              <w:t xml:space="preserve"/>
+            </w:r>
+          </w:p>
+        </w:tc>
+      </w:tr>
+      <w:tr>
+        <w:trPr>
+          <w:cantSplit/>
+        </w:trPr>
+        <w:tc>
+          <w:tcPr>
+            <w:tcW w:type="dxa" w:w="2350"/>
+            <w:tcMar>
+              <w:top w:type="dxa" w:w="60"/>
+              <w:left w:type="dxa" w:w="90"/>
+              <w:bottom w:type="dxa" w:w="60"/>
+              <w:right w:type="dxa" w:w="90"/>
+            </w:tcMar>
+            <w:vAlign w:val="center"/>
+          </w:tcPr>
+          <w:p>
+            <w:r>
+              <w:rPr>
+                <w:b/>
+                <w:bCs/>
+                <w:i w:val="false"/>
+                <w:iCs w:val="false"/>
+                <w:color w:val="2D3748"/>
+                <w:sz w:val="18"/>
+                <w:szCs w:val="18"/>
+              </w:rPr>
+              <w:t xml:space="preserve">Plaqueta del ESP32: placa, 2 tiras hembra de 19 pines, tiras macho P1 (10) y P2 (5), 15 cables dupont y alambre para 3 puentes</w:t>
+            </w:r>
+          </w:p>
+        </w:tc>
+        <w:tc>
+          <w:tcPr>
+            <w:tcW w:type="dxa" w:w="4410"/>
+            <w:tcMar>
+              <w:top w:type="dxa" w:w="60"/>
+              <w:left w:type="dxa" w:w="90"/>
+              <w:bottom w:type="dxa" w:w="60"/>
+              <w:right w:type="dxa" w:w="90"/>
+            </w:tcMar>
+            <w:vAlign w:val="center"/>
+          </w:tcPr>
+          <w:p>
+            <w:r>
+              <w:rPr>
+                <w:b w:val="false"/>
+                <w:bCs w:val="false"/>
+                <w:i w:val="false"/>
+                <w:iCs w:val="false"/>
+                <w:color w:val="2D3748"/>
+                <w:sz w:val="18"/>
+                <w:szCs w:val="18"/>
+              </w:rPr>
+              <w:t xml:space="preserve">Sumada el 25/10/2026: en la principal impresa la tira del ESP32 quedó con J5 y J7 invertidos. El ESP32 va en esta plaqueta, cableada a la principal por nombre de señal; los puentes reemplazan las tres pistas que faltaron.</w:t>
+            </w:r>
+          </w:p>
+        </w:tc>
+        <w:tc>
+          <w:tcPr>
+            <w:tcW w:type="dxa" w:w="1150"/>
+            <w:tcMar>
+              <w:top w:type="dxa" w:w="60"/>
+              <w:left w:type="dxa" w:w="90"/>
+              <w:bottom w:type="dxa" w:w="60"/>
+              <w:right w:type="dxa" w:w="90"/>
+            </w:tcMar>
+            <w:vAlign w:val="center"/>
+          </w:tcPr>
+          <w:p>
+            <w:r>
+              <w:rPr>
+                <w:b w:val="false"/>
+                <w:bCs w:val="false"/>
+                <w:i w:val="false"/>
+                <w:iCs w:val="false"/>
+                <w:color w:val="2D3748"/>
+                <w:sz w:val="18"/>
+                <w:szCs w:val="18"/>
+              </w:rPr>
+              <w:t xml:space="preserve">1</w:t>
             </w:r>
           </w:p>
         </w:tc>
